--- a/generador/plantillas/7_Orden_de_compra.docx
+++ b/generador/plantillas/7_Orden_de_compra.docx
@@ -104,50 +104,14 @@
         </w:rPr>
       </w:pPr>
     </w:p>
-    <w:sdt>
-      <w:sdtPr>
-        <w:rPr>
-          <w:rFonts w:ascii="Titillium Web" w:hAnsi="Titillium Web"/>
-          <w:sz w:val="22"/>
-          <w:szCs w:val="22"/>
-        </w:rPr>
-        <w:id w:val="-2085445519"/>
-        <w:placeholder>
-          <w:docPart w:val="0D80A0890F5947C0826BD8BE0E1A0D1B"/>
-        </w:placeholder>
-        <w:temporary/>
-        <w:comboBox>
-          <w:listItem w:displayText="Señor" w:value="Señor"/>
-          <w:listItem w:displayText="Señores" w:value="Señores"/>
-          <w:listItem w:displayText="Señora" w:value="Señora"/>
-        </w:comboBox>
-      </w:sdtPr>
-      <w:sdtContent>
-        <w:p>
-          <w:pPr>
-            <w:widowControl w:val="0"/>
-            <w:numPr>
-              <w:ilvl w:val="12"/>
-              <w:numId w:val="0"/>
-            </w:numPr>
-            <w:jc w:val="both"/>
-            <w:rPr>
-              <w:rFonts w:ascii="Titillium Web" w:hAnsi="Titillium Web"/>
-              <w:sz w:val="22"/>
-              <w:szCs w:val="22"/>
-            </w:rPr>
-          </w:pPr>
-          <w:r>
-            <w:rPr>
-              <w:rFonts w:ascii="Titillium Web" w:hAnsi="Titillium Web"/>
-              <w:sz w:val="22"/>
-              <w:szCs w:val="22"/>
-            </w:rPr>
-            <w:t>Señor</w:t>
-          </w:r>
-        </w:p>
-      </w:sdtContent>
-    </w:sdt>
+    <w:r>
+      <w:rPr>
+        <w:rFonts w:ascii="Titillium Web" w:hAnsi="Titillium Web"/>
+        <w:sz w:val="22"/>
+        <w:szCs w:val="22"/>
+      </w:rPr>
+      <w:t xml:space="preserve">{proveedorTrato}</w:t>
+    </w:r>
     <w:p>
       <w:pPr>
         <w:widowControl w:val="0"/>
@@ -424,34 +388,14 @@
         </w:rPr>
         <w:t xml:space="preserve">Por lo antes expuesto, debo informarle la decisión de adjudicación a su favor, basada en el cumplimiento de los requerimientos establecidos en la solicitud de cotización remitida por parte del administrador </w:t>
       </w:r>
-      <w:sdt>
-        <w:sdtPr>
-          <w:rPr>
-            <w:rFonts w:ascii="Titillium Web" w:hAnsi="Titillium Web"/>
-            <w:sz w:val="22"/>
-            <w:szCs w:val="22"/>
-          </w:rPr>
-          <w:id w:val="2065359395"/>
-          <w:placeholder>
-            <w:docPart w:val="351B85EF546A4D9F9DA1874A82CF1654"/>
-          </w:placeholder>
-          <w:temporary/>
-          <w:comboBox>
-            <w:listItem w:displayText="del" w:value="del"/>
-            <w:listItem w:displayText="de la" w:value="de la"/>
-          </w:comboBox>
-        </w:sdtPr>
-        <w:sdtContent>
-          <w:r>
-            <w:rPr>
-              <w:rFonts w:ascii="Titillium Web" w:hAnsi="Titillium Web"/>
-              <w:sz w:val="22"/>
-              <w:szCs w:val="22"/>
-            </w:rPr>
-            <w:t>del/de la</w:t>
-          </w:r>
-        </w:sdtContent>
-      </w:sdt>
+      <w:r>
+        <w:rPr>
+          <w:rFonts w:ascii="Titillium Web" w:hAnsi="Titillium Web"/>
+          <w:sz w:val="22"/>
+          <w:szCs w:val="22"/>
+        </w:rPr>
+        <w:t xml:space="preserve">{dellaAP}</w:t>
+      </w:r>
       <w:r>
         <w:rPr>
           <w:rFonts w:ascii="Titillium Web" w:hAnsi="Titillium Web"/>
@@ -1250,38 +1194,6 @@
         </w:rPr>
         <w:t xml:space="preserve">El plazo para la entrega del bien es de {plazo} </w:t>
       </w:r>
-      <w:sdt>
-        <w:sdtPr>
-          <w:rPr>
-            <w:rFonts w:ascii="Titillium Web" w:eastAsia="Arial Unicode MS" w:hAnsi="Titillium Web"/>
-            <w:color w:val="000000" w:themeColor="text1"/>
-            <w:sz w:val="22"/>
-            <w:szCs w:val="22"/>
-            <w:lang w:val="es-ES_tradnl"/>
-          </w:rPr>
-          <w:id w:val="906428955"/>
-          <w:placeholder>
-            <w:docPart w:val="226EDD3701BF42DCB26017B8FD9A75EC"/>
-          </w:placeholder>
-          <w:temporary/>
-          <w:comboBox>
-            <w:listItem w:displayText="día contado" w:value="día contado"/>
-            <w:listItem w:displayText="días contados" w:value="días contados"/>
-          </w:comboBox>
-        </w:sdtPr>
-        <w:sdtContent>
-          <w:r>
-            <w:rPr>
-              <w:rFonts w:ascii="Titillium Web" w:eastAsia="Arial Unicode MS" w:hAnsi="Titillium Web"/>
-              <w:color w:val="000000" w:themeColor="text1"/>
-              <w:sz w:val="22"/>
-              <w:szCs w:val="22"/>
-              <w:lang w:val="es-ES_tradnl"/>
-            </w:rPr>
-            <w:t>día contado</w:t>
-          </w:r>
-        </w:sdtContent>
-      </w:sdt>
       <w:r>
         <w:rPr>
           <w:rFonts w:ascii="Titillium Web" w:eastAsia="Arial Unicode MS" w:hAnsi="Titillium Web"/>
@@ -1290,40 +1202,8 @@
           <w:szCs w:val="22"/>
           <w:lang w:val="es-ES_tradnl"/>
         </w:rPr>
-        <w:t xml:space="preserve"> desde la notificación de la presente orden de compra. El bien será entregado en {lugar}, bajo responsabilidad y costo </w:t>
-      </w:r>
-      <w:sdt>
-        <w:sdtPr>
-          <w:rPr>
-            <w:rFonts w:ascii="Titillium Web" w:eastAsia="Arial Unicode MS" w:hAnsi="Titillium Web"/>
-            <w:color w:val="000000" w:themeColor="text1"/>
-            <w:sz w:val="22"/>
-            <w:szCs w:val="22"/>
-            <w:lang w:val="es-ES_tradnl"/>
-          </w:rPr>
-          <w:id w:val="1226411909"/>
-          <w:placeholder>
-            <w:docPart w:val="CA922ED78E824848B795B6C13F101BD6"/>
-          </w:placeholder>
-          <w:temporary/>
-          <w:comboBox>
-            <w:listItem w:displayText="de la proveedora" w:value="de la proveedora"/>
-            <w:listItem w:displayText="del proveedor" w:value="del proveedor"/>
-          </w:comboBox>
-        </w:sdtPr>
-        <w:sdtContent>
-          <w:r>
-            <w:rPr>
-              <w:rFonts w:ascii="Titillium Web" w:eastAsia="Arial Unicode MS" w:hAnsi="Titillium Web"/>
-              <w:color w:val="000000" w:themeColor="text1"/>
-              <w:sz w:val="22"/>
-              <w:szCs w:val="22"/>
-              <w:lang w:val="es-ES_tradnl"/>
-            </w:rPr>
-            <w:t>del/la proveedor</w:t>
-          </w:r>
-        </w:sdtContent>
-      </w:sdt>
+        <w:t xml:space="preserve">{diaContadoDiasContados}</w:t>
+      </w:r>
       <w:r>
         <w:rPr>
           <w:rFonts w:ascii="Titillium Web" w:eastAsia="Arial Unicode MS" w:hAnsi="Titillium Web"/>
@@ -1332,40 +1212,8 @@
           <w:szCs w:val="22"/>
           <w:lang w:val="es-ES_tradnl"/>
         </w:rPr>
-        <w:t xml:space="preserve"> hasta el lugar de entrega. La recepción del bien se formalizará mediante acta de entrega-recepción suscrita por </w:t>
-      </w:r>
-      <w:sdt>
-        <w:sdtPr>
-          <w:rPr>
-            <w:rFonts w:ascii="Titillium Web" w:eastAsia="Arial Unicode MS" w:hAnsi="Titillium Web"/>
-            <w:color w:val="000000" w:themeColor="text1"/>
-            <w:sz w:val="22"/>
-            <w:szCs w:val="22"/>
-            <w:lang w:val="es-ES_tradnl"/>
-          </w:rPr>
-          <w:id w:val="-514003032"/>
-          <w:placeholder>
-            <w:docPart w:val="0542E690F0834B4F8EADA82F3917780B"/>
-          </w:placeholder>
-          <w:temporary/>
-          <w:comboBox>
-            <w:listItem w:displayText="el administrador" w:value="el administrador"/>
-            <w:listItem w:displayText="la administradora" w:value="la administradora"/>
-          </w:comboBox>
-        </w:sdtPr>
-        <w:sdtContent>
-          <w:r>
-            <w:rPr>
-              <w:rFonts w:ascii="Titillium Web" w:eastAsia="Arial Unicode MS" w:hAnsi="Titillium Web"/>
-              <w:color w:val="000000" w:themeColor="text1"/>
-              <w:sz w:val="22"/>
-              <w:szCs w:val="22"/>
-              <w:lang w:val="es-ES_tradnl"/>
-            </w:rPr>
-            <w:t>el/la administrador/a</w:t>
-          </w:r>
-        </w:sdtContent>
-      </w:sdt>
+        <w:t xml:space="preserve"> desde la notificación de la presente orden de compra. El bien será entregado en {lugar}, bajo responsabilidad y costo </w:t>
+      </w:r>
       <w:r>
         <w:rPr>
           <w:rFonts w:ascii="Titillium Web" w:eastAsia="Arial Unicode MS" w:hAnsi="Titillium Web"/>
@@ -1374,40 +1222,8 @@
           <w:szCs w:val="22"/>
           <w:lang w:val="es-ES_tradnl"/>
         </w:rPr>
-        <w:t xml:space="preserve"> de la orden de compra, </w:t>
-      </w:r>
-      <w:sdt>
-        <w:sdtPr>
-          <w:rPr>
-            <w:rFonts w:ascii="Titillium Web" w:eastAsia="Arial Unicode MS" w:hAnsi="Titillium Web"/>
-            <w:color w:val="000000" w:themeColor="text1"/>
-            <w:sz w:val="22"/>
-            <w:szCs w:val="22"/>
-            <w:lang w:val="es-ES_tradnl"/>
-          </w:rPr>
-          <w:id w:val="-122848661"/>
-          <w:placeholder>
-            <w:docPart w:val="AAD9823E3B5848A2BA28B99520D578EA"/>
-          </w:placeholder>
-          <w:temporary/>
-          <w:comboBox>
-            <w:listItem w:displayText="el administrador" w:value="el administrador"/>
-            <w:listItem w:displayText="la administradora" w:value="la administradora"/>
-          </w:comboBox>
-        </w:sdtPr>
-        <w:sdtContent>
-          <w:r>
-            <w:rPr>
-              <w:rFonts w:ascii="Titillium Web" w:eastAsia="Arial Unicode MS" w:hAnsi="Titillium Web"/>
-              <w:color w:val="000000" w:themeColor="text1"/>
-              <w:sz w:val="22"/>
-              <w:szCs w:val="22"/>
-              <w:lang w:val="es-ES_tradnl"/>
-            </w:rPr>
-            <w:t>el/la administrador/a</w:t>
-          </w:r>
-        </w:sdtContent>
-      </w:sdt>
+        <w:t xml:space="preserve">{delDeLaProveedor}</w:t>
+      </w:r>
       <w:r>
         <w:rPr>
           <w:rFonts w:ascii="Titillium Web" w:eastAsia="Arial Unicode MS" w:hAnsi="Titillium Web"/>
@@ -1416,41 +1232,60 @@
           <w:szCs w:val="22"/>
           <w:lang w:val="es-ES_tradnl"/>
         </w:rPr>
+        <w:t xml:space="preserve"> hasta el lugar de entrega. La recepción del bien se formalizará mediante acta de entrega-recepción suscrita por </w:t>
+      </w:r>
+      <w:r>
+        <w:rPr>
+          <w:rFonts w:ascii="Titillium Web" w:eastAsia="Arial Unicode MS" w:hAnsi="Titillium Web"/>
+          <w:color w:val="000000" w:themeColor="text1"/>
+          <w:sz w:val="22"/>
+          <w:szCs w:val="22"/>
+          <w:lang w:val="es-ES_tradnl"/>
+        </w:rPr>
+        <w:t xml:space="preserve">{ellaadministradorOrden}</w:t>
+      </w:r>
+      <w:r>
+        <w:rPr>
+          <w:rFonts w:ascii="Titillium Web" w:eastAsia="Arial Unicode MS" w:hAnsi="Titillium Web"/>
+          <w:color w:val="000000" w:themeColor="text1"/>
+          <w:sz w:val="22"/>
+          <w:szCs w:val="22"/>
+          <w:lang w:val="es-ES_tradnl"/>
+        </w:rPr>
+        <w:t xml:space="preserve"> de la orden de compra, </w:t>
+      </w:r>
+      <w:r>
+        <w:rPr>
+          <w:rFonts w:ascii="Titillium Web" w:eastAsia="Arial Unicode MS" w:hAnsi="Titillium Web"/>
+          <w:color w:val="000000" w:themeColor="text1"/>
+          <w:sz w:val="22"/>
+          <w:szCs w:val="22"/>
+          <w:lang w:val="es-ES_tradnl"/>
+        </w:rPr>
+        <w:t xml:space="preserve">{ellaadministradorAP}</w:t>
+      </w:r>
+      <w:r>
+        <w:rPr>
+          <w:rFonts w:ascii="Titillium Web" w:eastAsia="Arial Unicode MS" w:hAnsi="Titillium Web"/>
+          <w:color w:val="000000" w:themeColor="text1"/>
+          <w:sz w:val="22"/>
+          <w:szCs w:val="22"/>
+          <w:lang w:val="es-ES_tradnl"/>
+        </w:rPr>
         <w:t xml:space="preserve"> del área protegida y </w:t>
       </w:r>
-      <w:sdt>
-        <w:sdtPr>
-          <w:rPr>
-            <w:rFonts w:ascii="Titillium Web" w:eastAsia="Arial Unicode MS" w:hAnsi="Titillium Web"/>
-            <w:bCs/>
-            <w:iCs/>
-            <w:kern w:val="2"/>
-            <w:sz w:val="22"/>
-            <w:szCs w:val="22"/>
-            <w:lang w:val="es-EC"/>
-          </w:rPr>
-          <w:id w:val="1646007862"/>
-          <w:temporary/>
-          <w:comboBox>
-            <w:listItem w:displayText="el proveedor" w:value="el proveedor"/>
-            <w:listItem w:displayText="la proveedora" w:value="la proveedora"/>
-          </w:comboBox>
-        </w:sdtPr>
-        <w:sdtContent>
-          <w:r>
-            <w:rPr>
-              <w:rFonts w:ascii="Titillium Web" w:eastAsia="Arial Unicode MS" w:hAnsi="Titillium Web"/>
-              <w:bCs/>
-              <w:iCs/>
-              <w:kern w:val="2"/>
-              <w:sz w:val="22"/>
-              <w:szCs w:val="22"/>
-              <w:lang w:val="es-EC"/>
-            </w:rPr>
-            <w:t>el/la proveedor</w:t>
-          </w:r>
-        </w:sdtContent>
-      </w:sdt>
+      <w:r>
+        <w:rPr>
+          <w:rFonts w:ascii="Titillium Web" w:eastAsia="Arial Unicode MS" w:hAnsi="Titillium Web"/>
+          <w:bCs/>
+          <w:iCs/>
+          <w:kern w:val="2"/>
+          <w:sz w:val="22"/>
+          <w:szCs w:val="22"/>
+          <w:lang w:val="es-EC"/>
+        </w:rPr>
+        <w:t xml:space="preserve">{elLaProveedor}</w:t>
+      </w:r>
       <w:r>
         <w:rPr>
           <w:rFonts w:ascii="Titillium Web" w:eastAsia="Arial Unicode MS" w:hAnsi="Titillium Web"/>
@@ -2897,7 +2732,7 @@
           <w:szCs w:val="22"/>
           <w:lang w:val="es-EC"/>
         </w:rPr>
-        <w:t>el/la proveedor</w:t>
+        <w:t>{elLaProveedor}</w:t>
       </w:r>
       <w:r>
         <w:rPr>
@@ -3026,38 +2861,16 @@
         </w:rPr>
         <w:t xml:space="preserve">Entregado el bien "{objeto}", </w:t>
       </w:r>
-      <w:sdt>
-        <w:sdtPr>
-          <w:rPr>
-            <w:rFonts w:ascii="Titillium Web" w:eastAsia="Arial Unicode MS" w:hAnsi="Titillium Web"/>
-            <w:color w:val="000000" w:themeColor="text1"/>
-            <w:sz w:val="22"/>
-            <w:szCs w:val="22"/>
-            <w:lang w:val="es-ES_tradnl"/>
-          </w:rPr>
-          <w:id w:val="-1756420940"/>
-          <w:placeholder>
-            <w:docPart w:val="1B58412935954F3FA4730BF480F9FCC7"/>
-          </w:placeholder>
-          <w:temporary/>
-          <w:comboBox>
-            <w:listItem w:displayText="el administrador" w:value="el administrador"/>
-            <w:listItem w:displayText="la administradora" w:value="la administradora"/>
-          </w:comboBox>
-        </w:sdtPr>
-        <w:sdtContent>
-          <w:r>
-            <w:rPr>
-              <w:rFonts w:ascii="Titillium Web" w:eastAsia="Arial Unicode MS" w:hAnsi="Titillium Web"/>
-              <w:color w:val="000000" w:themeColor="text1"/>
-              <w:sz w:val="22"/>
-              <w:szCs w:val="22"/>
-              <w:lang w:val="es-ES_tradnl"/>
-            </w:rPr>
-            <w:t>el/la administrador/a</w:t>
-          </w:r>
-        </w:sdtContent>
-      </w:sdt>
+      <w:r>
+        <w:rPr>
+          <w:rFonts w:ascii="Titillium Web" w:eastAsia="Arial Unicode MS" w:hAnsi="Titillium Web"/>
+          <w:color w:val="000000" w:themeColor="text1"/>
+          <w:sz w:val="22"/>
+          <w:szCs w:val="22"/>
+          <w:lang w:val="es-ES_tradnl"/>
+        </w:rPr>
+        <w:t xml:space="preserve">{ellaadministradorOrden}</w:t>
+      </w:r>
       <w:r>
         <w:rPr>
           <w:rFonts w:ascii="Titillium Web" w:eastAsia="Arial Unicode MS" w:hAnsi="Titillium Web"/>
@@ -3070,38 +2883,16 @@
         </w:rPr>
         <w:t xml:space="preserve"> de la orden de compra, </w:t>
       </w:r>
-      <w:sdt>
-        <w:sdtPr>
-          <w:rPr>
-            <w:rFonts w:ascii="Titillium Web" w:eastAsia="Arial Unicode MS" w:hAnsi="Titillium Web"/>
-            <w:color w:val="000000" w:themeColor="text1"/>
-            <w:sz w:val="22"/>
-            <w:szCs w:val="22"/>
-            <w:lang w:val="es-ES_tradnl"/>
-          </w:rPr>
-          <w:id w:val="-1617746224"/>
-          <w:placeholder>
-            <w:docPart w:val="512AC92C26E341C299617446DBF1A895"/>
-          </w:placeholder>
-          <w:temporary/>
-          <w:comboBox>
-            <w:listItem w:displayText="el administrador" w:value="el administrador"/>
-            <w:listItem w:displayText="la administradora" w:value="la administradora"/>
-          </w:comboBox>
-        </w:sdtPr>
-        <w:sdtContent>
-          <w:r>
-            <w:rPr>
-              <w:rFonts w:ascii="Titillium Web" w:eastAsia="Arial Unicode MS" w:hAnsi="Titillium Web"/>
-              <w:color w:val="000000" w:themeColor="text1"/>
-              <w:sz w:val="22"/>
-              <w:szCs w:val="22"/>
-              <w:lang w:val="es-ES_tradnl"/>
-            </w:rPr>
-            <w:t>el/la administrador/a</w:t>
-          </w:r>
-        </w:sdtContent>
-      </w:sdt>
+      <w:r>
+        <w:rPr>
+          <w:rFonts w:ascii="Titillium Web" w:eastAsia="Arial Unicode MS" w:hAnsi="Titillium Web"/>
+          <w:color w:val="000000" w:themeColor="text1"/>
+          <w:sz w:val="22"/>
+          <w:szCs w:val="22"/>
+          <w:lang w:val="es-ES_tradnl"/>
+        </w:rPr>
+        <w:t xml:space="preserve">{ellaadministradorAP}</w:t>
+      </w:r>
       <w:r>
         <w:rPr>
           <w:rFonts w:ascii="Titillium Web" w:eastAsia="Arial Unicode MS" w:hAnsi="Titillium Web"/>
@@ -3126,39 +2917,18 @@
         </w:rPr>
         <w:t xml:space="preserve">del área protegida y </w:t>
       </w:r>
-      <w:sdt>
-        <w:sdtPr>
-          <w:rPr>
-            <w:rFonts w:ascii="Titillium Web" w:eastAsia="Arial Unicode MS" w:hAnsi="Titillium Web"/>
-            <w:bCs/>
-            <w:iCs/>
-            <w:kern w:val="2"/>
-            <w:sz w:val="22"/>
-            <w:szCs w:val="22"/>
-            <w:lang w:val="es-EC"/>
-          </w:rPr>
-          <w:id w:val="-125787677"/>
-          <w:temporary/>
-          <w:comboBox>
-            <w:listItem w:displayText="el proveedor" w:value="el proveedor"/>
-            <w:listItem w:displayText="la proveedora" w:value="la proveedora"/>
-          </w:comboBox>
-        </w:sdtPr>
-        <w:sdtContent>
-          <w:r>
-            <w:rPr>
-              <w:rFonts w:ascii="Titillium Web" w:eastAsia="Arial Unicode MS" w:hAnsi="Titillium Web"/>
-              <w:bCs/>
-              <w:iCs/>
-              <w:kern w:val="2"/>
-              <w:sz w:val="22"/>
-              <w:szCs w:val="22"/>
-              <w:lang w:val="es-EC"/>
-            </w:rPr>
-            <w:t>el/la proveedor</w:t>
-          </w:r>
-        </w:sdtContent>
-      </w:sdt>
+      <w:r>
+        <w:rPr>
+          <w:rFonts w:ascii="Titillium Web" w:eastAsia="Arial Unicode MS" w:hAnsi="Titillium Web"/>
+          <w:bCs/>
+          <w:iCs/>
+          <w:kern w:val="2"/>
+          <w:sz w:val="22"/>
+          <w:szCs w:val="22"/>
+          <w:lang w:val="es-EC"/>
+        </w:rPr>
+        <w:t xml:space="preserve">{elLaProveedor}</w:t>
+      </w:r>
       <w:r>
         <w:rPr>
           <w:rFonts w:ascii="Titillium Web" w:eastAsia="Arial Unicode MS" w:hAnsi="Titillium Web"/>
@@ -3213,42 +2983,18 @@
           <w:szCs w:val="22"/>
         </w:rPr>
       </w:pPr>
-      <w:sdt>
-        <w:sdtPr>
-          <w:rPr>
-            <w:rFonts w:ascii="Titillium Web" w:eastAsia="Arial Unicode MS" w:hAnsi="Titillium Web"/>
-            <w:b/>
-            <w:bCs/>
-            <w:iCs/>
-            <w:kern w:val="1"/>
-            <w:sz w:val="22"/>
-            <w:szCs w:val="22"/>
-          </w:rPr>
-          <w:id w:val="1468169024"/>
-          <w:placeholder>
-            <w:docPart w:val="3A5892ACEC6F4432BEE47E8E6F1655BA"/>
-          </w:placeholder>
-          <w:temporary/>
-          <w:comboBox>
-            <w:listItem w:displayText="ADMINISTRADOR" w:value="ADMINISTRADOR"/>
-            <w:listItem w:displayText="ADMINISTRADORA" w:value="ADMINISTRADORA"/>
-          </w:comboBox>
-        </w:sdtPr>
-        <w:sdtContent>
-          <w:r>
-            <w:rPr>
-              <w:rFonts w:ascii="Titillium Web" w:eastAsia="Arial Unicode MS" w:hAnsi="Titillium Web"/>
-              <w:b/>
-              <w:bCs/>
-              <w:iCs/>
-              <w:kern w:val="1"/>
-              <w:sz w:val="22"/>
-              <w:szCs w:val="22"/>
-            </w:rPr>
-            <w:t>ADMINISTRADOR/A</w:t>
-          </w:r>
-        </w:sdtContent>
-      </w:sdt>
+      <w:r>
+        <w:rPr>
+          <w:rFonts w:ascii="Titillium Web" w:eastAsia="Arial Unicode MS" w:hAnsi="Titillium Web"/>
+          <w:b/>
+          <w:bCs/>
+          <w:iCs/>
+          <w:kern w:val="1"/>
+          <w:sz w:val="22"/>
+          <w:szCs w:val="22"/>
+        </w:rPr>
+        <w:t xml:space="preserve">{ADMINISTRADORorden}</w:t>
+      </w:r>
       <w:r>
         <w:rPr>
           <w:rFonts w:ascii="Titillium Web" w:eastAsia="Arial Unicode MS" w:hAnsi="Titillium Web"/>
@@ -3310,40 +3056,6 @@
           <w:szCs w:val="22"/>
         </w:rPr>
       </w:pPr>
-      <w:sdt>
-        <w:sdtPr>
-          <w:rPr>
-            <w:rFonts w:ascii="Titillium Web" w:eastAsia="Arial Unicode MS" w:hAnsi="Titillium Web"/>
-            <w:bCs/>
-            <w:iCs/>
-            <w:kern w:val="1"/>
-            <w:sz w:val="22"/>
-            <w:szCs w:val="22"/>
-          </w:rPr>
-          <w:id w:val="804428319"/>
-          <w:placeholder>
-            <w:docPart w:val="F2B6C75B195C4963B758055104BAC349"/>
-          </w:placeholder>
-          <w:temporary/>
-          <w:comboBox>
-            <w:listItem w:displayText="El administrador" w:value="El administrador"/>
-            <w:listItem w:displayText="La administradora" w:value="La administradora"/>
-          </w:comboBox>
-        </w:sdtPr>
-        <w:sdtContent>
-          <w:r>
-            <w:rPr>
-              <w:rFonts w:ascii="Titillium Web" w:eastAsia="Arial Unicode MS" w:hAnsi="Titillium Web"/>
-              <w:bCs/>
-              <w:iCs/>
-              <w:kern w:val="1"/>
-              <w:sz w:val="22"/>
-              <w:szCs w:val="22"/>
-            </w:rPr>
-            <w:t>El/La administrador/a</w:t>
-          </w:r>
-        </w:sdtContent>
-      </w:sdt>
       <w:r>
         <w:rPr>
           <w:rFonts w:ascii="Titillium Web" w:eastAsia="Arial Unicode MS" w:hAnsi="Titillium Web"/>
@@ -3353,42 +3065,8 @@
           <w:sz w:val="22"/>
           <w:szCs w:val="22"/>
         </w:rPr>
-        <w:t xml:space="preserve"> de la orden de compra será </w:t>
-      </w:r>
-      <w:sdt>
-        <w:sdtPr>
-          <w:rPr>
-            <w:rFonts w:ascii="Titillium Web" w:eastAsia="Arial Unicode MS" w:hAnsi="Titillium Web"/>
-            <w:bCs/>
-            <w:iCs/>
-            <w:kern w:val="1"/>
-            <w:sz w:val="22"/>
-            <w:szCs w:val="22"/>
-          </w:rPr>
-          <w:id w:val="165292540"/>
-          <w:placeholder>
-            <w:docPart w:val="99135EBB2CAC469786DAD3DB077AC586"/>
-          </w:placeholder>
-          <w:temporary/>
-          <w:comboBox>
-            <w:listItem w:displayText="el administrador contador" w:value="el administrador contador"/>
-            <w:listItem w:displayText="la administradora contadora" w:value="la administradora contadora"/>
-          </w:comboBox>
-        </w:sdtPr>
-        <w:sdtContent>
-          <w:r>
-            <w:rPr>
-              <w:rFonts w:ascii="Titillium Web" w:eastAsia="Arial Unicode MS" w:hAnsi="Titillium Web"/>
-              <w:bCs/>
-              <w:iCs/>
-              <w:kern w:val="1"/>
-              <w:sz w:val="22"/>
-              <w:szCs w:val="22"/>
-            </w:rPr>
-            <w:t>el/la administrador/a contador/a</w:t>
-          </w:r>
-        </w:sdtContent>
-      </w:sdt>
+        <w:t xml:space="preserve">{ElLaadministradorOrden}</w:t>
+      </w:r>
       <w:r>
         <w:rPr>
           <w:rFonts w:ascii="Titillium Web" w:eastAsia="Arial Unicode MS" w:hAnsi="Titillium Web"/>
@@ -3398,43 +3076,8 @@
           <w:sz w:val="22"/>
           <w:szCs w:val="22"/>
         </w:rPr>
-        <w:t xml:space="preserve"> </w:t>
-      </w:r>
-      <w:sdt>
-        <w:sdtPr>
-          <w:rPr>
-            <w:rFonts w:ascii="Titillium Web" w:eastAsia="Arial Unicode MS" w:hAnsi="Titillium Web"/>
-            <w:bCs/>
-            <w:iCs/>
-            <w:kern w:val="1"/>
-            <w:sz w:val="22"/>
-            <w:szCs w:val="22"/>
-          </w:rPr>
-          <w:id w:val="-1521624240"/>
-          <w:placeholder>
-            <w:docPart w:val="99135EBB2CAC469786DAD3DB077AC586"/>
-          </w:placeholder>
-          <w:temporary/>
-          <w:comboBox>
-            <w:listItem w:value="Elija un elemento."/>
-            <w:listItem w:displayText="del" w:value="del"/>
-            <w:listItem w:displayText="de la" w:value="de la"/>
-          </w:comboBox>
-        </w:sdtPr>
-        <w:sdtContent>
-          <w:r>
-            <w:rPr>
-              <w:rFonts w:ascii="Titillium Web" w:eastAsia="Arial Unicode MS" w:hAnsi="Titillium Web"/>
-              <w:bCs/>
-              <w:iCs/>
-              <w:kern w:val="1"/>
-              <w:sz w:val="22"/>
-              <w:szCs w:val="22"/>
-            </w:rPr>
-            <w:t>del/de la</w:t>
-          </w:r>
-        </w:sdtContent>
-      </w:sdt>
+        <w:t xml:space="preserve"> de la orden de compra será </w:t>
+      </w:r>
       <w:r>
         <w:rPr>
           <w:rFonts w:ascii="Titillium Web" w:eastAsia="Arial Unicode MS" w:hAnsi="Titillium Web"/>
@@ -3444,7 +3087,7 @@
           <w:sz w:val="22"/>
           <w:szCs w:val="22"/>
         </w:rPr>
-        <w:t xml:space="preserve"> {area}, quien coordinará los temas técnicos con el</w:t>
+        <w:t xml:space="preserve">{ellaadministradorcontador}</w:t>
       </w:r>
       <w:r>
         <w:rPr>
@@ -3454,9 +3097,8 @@
           <w:kern w:val="1"/>
           <w:sz w:val="22"/>
           <w:szCs w:val="22"/>
-          <w:lang w:val="es-EC"/>
-        </w:rPr>
-        <w:t>/la administrador/a del área protegida por parte del MAE</w:t>
+        </w:rPr>
+        <w:t xml:space="preserve"> </w:t>
       </w:r>
       <w:r>
         <w:rPr>
@@ -3467,7 +3109,7 @@
           <w:sz w:val="22"/>
           <w:szCs w:val="22"/>
         </w:rPr>
-        <w:t xml:space="preserve"> y </w:t>
+        <w:t xml:space="preserve">{dellaAP}</w:t>
       </w:r>
       <w:r>
         <w:rPr>
@@ -3477,9 +3119,8 @@
           <w:kern w:val="1"/>
           <w:sz w:val="22"/>
           <w:szCs w:val="22"/>
-          <w:lang w:val="es-EC"/>
-        </w:rPr>
-        <w:t>con el/la proveedor</w:t>
+        </w:rPr>
+        <w:t xml:space="preserve"> {area}, quien coordinará los temas técnicos con {ellaadministradorAP}</w:t>
       </w:r>
       <w:r>
         <w:rPr>
@@ -3489,43 +3130,55 @@
           <w:kern w:val="1"/>
           <w:sz w:val="22"/>
           <w:szCs w:val="22"/>
+          <w:lang w:val="es-EC"/>
+        </w:rPr>
+        <w:t> del área protegida por parte del MAE</w:t>
+      </w:r>
+      <w:r>
+        <w:rPr>
+          <w:rFonts w:ascii="Titillium Web" w:eastAsia="Arial Unicode MS" w:hAnsi="Titillium Web"/>
+          <w:bCs/>
+          <w:iCs/>
+          <w:kern w:val="1"/>
+          <w:sz w:val="22"/>
+          <w:szCs w:val="22"/>
+        </w:rPr>
+        <w:t xml:space="preserve"> y </w:t>
+      </w:r>
+      <w:r>
+        <w:rPr>
+          <w:rFonts w:ascii="Titillium Web" w:eastAsia="Arial Unicode MS" w:hAnsi="Titillium Web"/>
+          <w:bCs/>
+          <w:iCs/>
+          <w:kern w:val="1"/>
+          <w:sz w:val="22"/>
+          <w:szCs w:val="22"/>
+          <w:lang w:val="es-EC"/>
+        </w:rPr>
+        <w:t>con {elLaProveedor}</w:t>
+      </w:r>
+      <w:r>
+        <w:rPr>
+          <w:rFonts w:ascii="Titillium Web" w:eastAsia="Arial Unicode MS" w:hAnsi="Titillium Web"/>
+          <w:bCs/>
+          <w:iCs/>
+          <w:kern w:val="1"/>
+          <w:sz w:val="22"/>
+          <w:szCs w:val="22"/>
         </w:rPr>
         <w:t xml:space="preserve"> </w:t>
       </w:r>
-      <w:sdt>
-        <w:sdtPr>
-          <w:rPr>
-            <w:rFonts w:ascii="Titillium Web" w:eastAsia="Arial Unicode MS" w:hAnsi="Titillium Web"/>
-            <w:bCs/>
-            <w:iCs/>
-            <w:kern w:val="1"/>
-            <w:sz w:val="22"/>
-            <w:szCs w:val="22"/>
-          </w:rPr>
-          <w:id w:val="-1694363923"/>
-          <w:placeholder>
-            <w:docPart w:val="6C524109B59042AD9D88313F432D8FAB"/>
-          </w:placeholder>
-          <w:temporary/>
-          <w:comboBox>
-            <w:listItem w:displayText="El administrador contador" w:value="El administrador contador"/>
-            <w:listItem w:displayText="La administradora contadora" w:value="La administradora contadora"/>
-          </w:comboBox>
-        </w:sdtPr>
-        <w:sdtContent>
-          <w:r>
-            <w:rPr>
-              <w:rFonts w:ascii="Titillium Web" w:eastAsia="Arial Unicode MS" w:hAnsi="Titillium Web"/>
-              <w:bCs/>
-              <w:iCs/>
-              <w:kern w:val="1"/>
-              <w:sz w:val="22"/>
-              <w:szCs w:val="22"/>
-            </w:rPr>
-            <w:t>El/La administrador/a contador/a</w:t>
-          </w:r>
-        </w:sdtContent>
-      </w:sdt>
+      <w:r>
+        <w:rPr>
+          <w:rFonts w:ascii="Titillium Web" w:eastAsia="Arial Unicode MS" w:hAnsi="Titillium Web"/>
+          <w:bCs/>
+          <w:iCs/>
+          <w:kern w:val="1"/>
+          <w:sz w:val="22"/>
+          <w:szCs w:val="22"/>
+        </w:rPr>
+        <w:t xml:space="preserve">{ElLaadministradorcontador}</w:t>
+      </w:r>
       <w:r>
         <w:rPr>
           <w:rFonts w:ascii="Titillium Web" w:eastAsia="Arial Unicode MS" w:hAnsi="Titillium Web"/>
@@ -3668,51 +3321,16 @@
               <w:t>{ac}</w:t>
             </w:r>
           </w:p>
-          <w:sdt>
-            <w:sdtPr>
-              <w:rPr>
-                <w:rFonts w:ascii="Titillium Web" w:hAnsi="Titillium Web"/>
-                <w:b/>
-                <w:bCs/>
-                <w:sz w:val="22"/>
-                <w:szCs w:val="22"/>
-              </w:rPr>
-              <w:id w:val="-1906209875"/>
-              <w:placeholder>
-                <w:docPart w:val="46354FFE4DDD408DB06CEA788330C85A"/>
-              </w:placeholder>
-              <w:temporary/>
-              <w:comboBox>
-                <w:listItem w:displayText="Administrador contador" w:value="Administrador contador"/>
-                <w:listItem w:displayText="Administradora contadora" w:value="Administradora contadora"/>
-              </w:comboBox>
-            </w:sdtPr>
-            <w:sdtContent>
-              <w:p>
-                <w:pPr>
-                  <w:ind w:left="65" w:right="474"/>
-                  <w:jc w:val="both"/>
-                  <w:rPr>
-                    <w:rFonts w:ascii="Titillium Web" w:hAnsi="Titillium Web"/>
-                    <w:b/>
-                    <w:bCs/>
-                    <w:sz w:val="22"/>
-                    <w:szCs w:val="22"/>
-                  </w:rPr>
-                </w:pPr>
-                <w:r>
-                  <w:rPr>
-                    <w:rFonts w:ascii="Titillium Web" w:hAnsi="Titillium Web"/>
-                    <w:b/>
-                    <w:bCs/>
-                    <w:sz w:val="22"/>
-                    <w:szCs w:val="22"/>
-                  </w:rPr>
-                  <w:t>Administrador/a Contador/a</w:t>
-                </w:r>
-              </w:p>
-            </w:sdtContent>
-          </w:sdt>
+          <w:r>
+            <w:rPr>
+              <w:rFonts w:ascii="Titillium Web" w:hAnsi="Titillium Web"/>
+              <w:b/>
+              <w:bCs/>
+              <w:sz w:val="22"/>
+              <w:szCs w:val="22"/>
+            </w:rPr>
+            <w:t xml:space="preserve">{AdminContador}</w:t>
+          </w:r>
           <w:p>
             <w:pPr>
               <w:ind w:left="65" w:right="474"/>
@@ -3820,36 +3438,15 @@
                 <w:szCs w:val="22"/>
               </w:rPr>
             </w:pPr>
-            <w:sdt>
-              <w:sdtPr>
-                <w:rPr>
-                  <w:rFonts w:ascii="Titillium Web" w:hAnsi="Titillium Web"/>
-                  <w:b/>
-                  <w:sz w:val="22"/>
-                  <w:szCs w:val="22"/>
-                </w:rPr>
-                <w:id w:val="1425534126"/>
-                <w:placeholder>
-                  <w:docPart w:val="F79FFEC88B5242C4997F5EB5BF9B2EA6"/>
-                </w:placeholder>
-                <w:temporary/>
-                <w:comboBox>
-                  <w:listItem w:displayText="Administrador" w:value="Administrador"/>
-                  <w:listItem w:displayText="Administradora" w:value="Administradora"/>
-                </w:comboBox>
-              </w:sdtPr>
-              <w:sdtContent>
-                <w:r>
-                  <w:rPr>
-                    <w:rFonts w:ascii="Titillium Web" w:hAnsi="Titillium Web"/>
-                    <w:b/>
-                    <w:sz w:val="22"/>
-                    <w:szCs w:val="22"/>
-                  </w:rPr>
-                  <w:t>Administrador/a</w:t>
-                </w:r>
-              </w:sdtContent>
-            </w:sdt>
+            <w:r>
+              <w:rPr>
+                <w:rFonts w:ascii="Titillium Web" w:hAnsi="Titillium Web"/>
+                <w:b/>
+                <w:sz w:val="22"/>
+                <w:szCs w:val="22"/>
+              </w:rPr>
+              <w:t xml:space="preserve">{AdministradoraAP}</w:t>
+            </w:r>
             <w:r>
               <w:rPr>
                 <w:rFonts w:ascii="Titillium Web" w:hAnsi="Titillium Web"/>

--- a/generador/plantillas/7_Orden_de_compra.docx
+++ b/generador/plantillas/7_Orden_de_compra.docx
@@ -104,14 +104,29 @@
         </w:rPr>
       </w:pPr>
     </w:p>
-    <w:r>
-      <w:rPr>
-        <w:rFonts w:ascii="Titillium Web" w:hAnsi="Titillium Web"/>
-        <w:sz w:val="22"/>
-        <w:szCs w:val="22"/>
-      </w:rPr>
-      <w:t xml:space="preserve">{proveedorTrato}</w:t>
-    </w:r>
+    <w:p>
+      <w:pPr>
+        <w:widowControl w:val="0"/>
+        <w:numPr>
+          <w:ilvl w:val="12"/>
+          <w:numId w:val="0"/>
+        </w:numPr>
+        <w:jc w:val="both"/>
+        <w:rPr>
+          <w:rFonts w:ascii="Titillium Web" w:hAnsi="Titillium Web"/>
+          <w:sz w:val="22"/>
+          <w:szCs w:val="22"/>
+        </w:rPr>
+      </w:pPr>
+      <w:r>
+        <w:rPr>
+          <w:rFonts w:ascii="Titillium Web" w:hAnsi="Titillium Web"/>
+          <w:sz w:val="22"/>
+          <w:szCs w:val="22"/>
+        </w:rPr>
+        <w:t xml:space="preserve">{proveedorTrato}</w:t>
+      </w:r>
+    </w:p>
     <w:p>
       <w:pPr>
         <w:widowControl w:val="0"/>
@@ -3321,16 +3336,29 @@
               <w:t>{ac}</w:t>
             </w:r>
           </w:p>
-          <w:r>
-            <w:rPr>
-              <w:rFonts w:ascii="Titillium Web" w:hAnsi="Titillium Web"/>
-              <w:b/>
-              <w:bCs/>
-              <w:sz w:val="22"/>
-              <w:szCs w:val="22"/>
-            </w:rPr>
-            <w:t xml:space="preserve">{AdminContador}</w:t>
-          </w:r>
+          <w:p>
+            <w:pPr>
+              <w:ind w:left="65" w:right="474"/>
+              <w:jc w:val="both"/>
+              <w:rPr>
+                <w:rFonts w:ascii="Titillium Web" w:hAnsi="Titillium Web"/>
+                <w:b/>
+                <w:bCs/>
+                <w:sz w:val="22"/>
+                <w:szCs w:val="22"/>
+              </w:rPr>
+            </w:pPr>
+            <w:r>
+              <w:rPr>
+                <w:rFonts w:ascii="Titillium Web" w:hAnsi="Titillium Web"/>
+                <w:b/>
+                <w:bCs/>
+                <w:sz w:val="22"/>
+                <w:szCs w:val="22"/>
+              </w:rPr>
+              <w:t xml:space="preserve">{AdminContador}</w:t>
+            </w:r>
+          </w:p>
           <w:p>
             <w:pPr>
               <w:ind w:left="65" w:right="474"/>

--- a/generador/plantillas/7_Orden_de_compra.docx
+++ b/generador/plantillas/7_Orden_de_compra.docx
@@ -13,8 +13,8 @@
         <w:rPr>
           <w:rFonts w:ascii="Titillium Web" w:hAnsi="Titillium Web"/>
           <w:b w:val="0"/>
-          <w:sz w:val="22"/>
-          <w:szCs w:val="22"/>
+          <w:sz w:val="20"/>
+          <w:szCs w:val="20"/>
           <w:u w:val="none"/>
         </w:rPr>
       </w:pPr>
@@ -22,8 +22,8 @@
         <w:rPr>
           <w:rFonts w:ascii="Titillium Web" w:hAnsi="Titillium Web"/>
           <w:b w:val="0"/>
-          <w:sz w:val="22"/>
-          <w:szCs w:val="22"/>
+          <w:sz w:val="20"/>
+          <w:szCs w:val="20"/>
           <w:u w:val="none"/>
         </w:rPr>
         <w:t>{ciudad}</w:t>
@@ -32,8 +32,8 @@
         <w:rPr>
           <w:rFonts w:ascii="Titillium Web" w:hAnsi="Titillium Web"/>
           <w:b w:val="0"/>
-          <w:sz w:val="22"/>
-          <w:szCs w:val="22"/>
+          <w:sz w:val="20"/>
+          <w:szCs w:val="20"/>
           <w:highlight w:val="yellow"/>
           <w:u w:val="none"/>
         </w:rPr>
@@ -43,8 +43,8 @@
         <w:rPr>
           <w:rFonts w:ascii="Titillium Web" w:hAnsi="Titillium Web"/>
           <w:b w:val="0"/>
-          <w:sz w:val="22"/>
-          <w:szCs w:val="22"/>
+          <w:sz w:val="20"/>
+          <w:szCs w:val="20"/>
           <w:u w:val="none"/>
         </w:rPr>
         <w:t>{fechaAdj}</w:t>
@@ -56,8 +56,8 @@
           <w:rFonts w:ascii="Titillium Web" w:hAnsi="Titillium Web"/>
           <w:b/>
           <w:bCs/>
-          <w:sz w:val="22"/>
-          <w:szCs w:val="22"/>
+          <w:sz w:val="20"/>
+          <w:szCs w:val="20"/>
           <w:lang w:val="es-US" w:eastAsia="es-ES_tradnl"/>
         </w:rPr>
       </w:pPr>
@@ -66,8 +66,8 @@
           <w:rFonts w:ascii="Titillium Web" w:hAnsi="Titillium Web"/>
           <w:b/>
           <w:bCs/>
-          <w:sz w:val="22"/>
-          <w:szCs w:val="22"/>
+          <w:sz w:val="20"/>
+          <w:szCs w:val="20"/>
           <w:highlight w:val="yellow"/>
         </w:rPr>
         <w:t>Orden de compra FIAS-FAP-2026-</w:t>
@@ -77,8 +77,8 @@
           <w:rFonts w:ascii="Titillium Web" w:hAnsi="Titillium Web"/>
           <w:b/>
           <w:bCs/>
-          <w:sz w:val="22"/>
-          <w:szCs w:val="22"/>
+          <w:sz w:val="20"/>
+          <w:szCs w:val="20"/>
         </w:rPr>
         <w:t>{siglas}</w:t>
       </w:r>
@@ -87,8 +87,8 @@
           <w:rFonts w:ascii="Titillium Web" w:hAnsi="Titillium Web"/>
           <w:b/>
           <w:bCs/>
-          <w:sz w:val="22"/>
-          <w:szCs w:val="22"/>
+          <w:sz w:val="20"/>
+          <w:szCs w:val="20"/>
           <w:highlight w:val="yellow"/>
         </w:rPr>
         <w:t>-XXX</w:t>
@@ -99,8 +99,8 @@
         <w:jc w:val="both"/>
         <w:rPr>
           <w:rFonts w:ascii="Titillium Web" w:hAnsi="Titillium Web"/>
-          <w:sz w:val="22"/>
-          <w:szCs w:val="22"/>
+          <w:sz w:val="20"/>
+          <w:szCs w:val="20"/>
         </w:rPr>
       </w:pPr>
     </w:p>
@@ -114,17 +114,17 @@
         <w:jc w:val="both"/>
         <w:rPr>
           <w:rFonts w:ascii="Titillium Web" w:hAnsi="Titillium Web"/>
-          <w:sz w:val="22"/>
-          <w:szCs w:val="22"/>
+          <w:sz w:val="20"/>
+          <w:szCs w:val="20"/>
         </w:rPr>
       </w:pPr>
       <w:r>
         <w:rPr>
           <w:rFonts w:ascii="Titillium Web" w:hAnsi="Titillium Web"/>
-          <w:sz w:val="22"/>
-          <w:szCs w:val="22"/>
-        </w:rPr>
-        <w:t xml:space="preserve">{proveedorTrato}</w:t>
+          <w:sz w:val="20"/>
+          <w:szCs w:val="20"/>
+        </w:rPr>
+        <w:t>{proveedorTrato}</w:t>
       </w:r>
     </w:p>
     <w:p>
@@ -139,8 +139,8 @@
           <w:rFonts w:ascii="Titillium Web" w:hAnsi="Titillium Web"/>
           <w:b/>
           <w:bCs/>
-          <w:sz w:val="22"/>
-          <w:szCs w:val="22"/>
+          <w:sz w:val="20"/>
+          <w:szCs w:val="20"/>
         </w:rPr>
       </w:pPr>
       <w:r>
@@ -148,8 +148,8 @@
           <w:rFonts w:ascii="Titillium Web" w:hAnsi="Titillium Web"/>
           <w:b/>
           <w:bCs/>
-          <w:sz w:val="22"/>
-          <w:szCs w:val="22"/>
+          <w:sz w:val="20"/>
+          <w:szCs w:val="20"/>
           <w:lang w:val="es-US"/>
         </w:rPr>
         <w:t>{proveedor}</w:t>
@@ -160,15 +160,15 @@
         <w:jc w:val="both"/>
         <w:rPr>
           <w:rFonts w:ascii="Titillium Web" w:hAnsi="Titillium Web"/>
-          <w:sz w:val="22"/>
-          <w:szCs w:val="22"/>
+          <w:sz w:val="20"/>
+          <w:szCs w:val="20"/>
         </w:rPr>
       </w:pPr>
       <w:r>
         <w:rPr>
           <w:rFonts w:ascii="Titillium Web" w:hAnsi="Titillium Web"/>
-          <w:sz w:val="22"/>
-          <w:szCs w:val="22"/>
+          <w:sz w:val="20"/>
+          <w:szCs w:val="20"/>
         </w:rPr>
         <w:t>Ciudad. -</w:t>
       </w:r>
@@ -179,8 +179,8 @@
         <w:rPr>
           <w:rFonts w:ascii="Titillium Web" w:hAnsi="Titillium Web"/>
           <w:i/>
-          <w:sz w:val="22"/>
-          <w:szCs w:val="22"/>
+          <w:sz w:val="20"/>
+          <w:szCs w:val="20"/>
         </w:rPr>
       </w:pPr>
     </w:p>
@@ -191,8 +191,8 @@
         <w:rPr>
           <w:rFonts w:ascii="Titillium Web" w:hAnsi="Titillium Web"/>
           <w:b/>
-          <w:sz w:val="22"/>
-          <w:szCs w:val="22"/>
+          <w:sz w:val="20"/>
+          <w:szCs w:val="20"/>
         </w:rPr>
       </w:pPr>
       <w:r>
@@ -200,8 +200,8 @@
           <w:rFonts w:ascii="Titillium Web" w:hAnsi="Titillium Web"/>
           <w:b/>
           <w:i/>
-          <w:sz w:val="22"/>
-          <w:szCs w:val="22"/>
+          <w:sz w:val="20"/>
+          <w:szCs w:val="20"/>
         </w:rPr>
         <w:t xml:space="preserve">Ref.: </w:t>
       </w:r>
@@ -209,8 +209,8 @@
         <w:rPr>
           <w:rFonts w:ascii="Titillium Web" w:eastAsia="Book Antiqua" w:hAnsi="Titillium Web"/>
           <w:b/>
-          <w:sz w:val="22"/>
-          <w:szCs w:val="22"/>
+          <w:sz w:val="20"/>
+          <w:szCs w:val="20"/>
           <w:lang w:val="es-US" w:eastAsia="es-ES_tradnl"/>
         </w:rPr>
         <w:t>“</w:t>
@@ -221,8 +221,8 @@
           <w:b/>
           <w:i/>
           <w:iCs/>
-          <w:sz w:val="22"/>
-          <w:szCs w:val="22"/>
+          <w:sz w:val="20"/>
+          <w:szCs w:val="20"/>
         </w:rPr>
         <w:t>{objeto}</w:t>
       </w:r>
@@ -232,8 +232,8 @@
           <w:b/>
           <w:i/>
           <w:iCs/>
-          <w:sz w:val="22"/>
-          <w:szCs w:val="22"/>
+          <w:sz w:val="20"/>
+          <w:szCs w:val="20"/>
           <w:lang w:val="es-US"/>
         </w:rPr>
         <w:t>”</w:t>
@@ -249,8 +249,8 @@
         <w:jc w:val="both"/>
         <w:rPr>
           <w:rFonts w:ascii="Titillium Web" w:hAnsi="Titillium Web"/>
-          <w:sz w:val="22"/>
-          <w:szCs w:val="22"/>
+          <w:sz w:val="20"/>
+          <w:szCs w:val="20"/>
         </w:rPr>
       </w:pPr>
     </w:p>
@@ -264,15 +264,15 @@
         <w:jc w:val="both"/>
         <w:rPr>
           <w:rFonts w:ascii="Titillium Web" w:hAnsi="Titillium Web"/>
-          <w:sz w:val="22"/>
-          <w:szCs w:val="22"/>
+          <w:sz w:val="20"/>
+          <w:szCs w:val="20"/>
         </w:rPr>
       </w:pPr>
       <w:r>
         <w:rPr>
           <w:rFonts w:ascii="Titillium Web" w:hAnsi="Titillium Web"/>
-          <w:sz w:val="22"/>
-          <w:szCs w:val="22"/>
+          <w:sz w:val="20"/>
+          <w:szCs w:val="20"/>
         </w:rPr>
         <w:t>De nuestra consideración:</w:t>
       </w:r>
@@ -282,8 +282,8 @@
         <w:jc w:val="both"/>
         <w:rPr>
           <w:rFonts w:ascii="Titillium Web" w:hAnsi="Titillium Web"/>
-          <w:sz w:val="22"/>
-          <w:szCs w:val="22"/>
+          <w:sz w:val="20"/>
+          <w:szCs w:val="20"/>
         </w:rPr>
       </w:pPr>
     </w:p>
@@ -294,15 +294,15 @@
           <w:rFonts w:ascii="Titillium Web" w:hAnsi="Titillium Web"/>
           <w:b/>
           <w:bCs/>
-          <w:sz w:val="22"/>
-          <w:szCs w:val="22"/>
+          <w:sz w:val="20"/>
+          <w:szCs w:val="20"/>
         </w:rPr>
       </w:pPr>
       <w:r>
         <w:rPr>
           <w:rFonts w:ascii="Titillium Web" w:hAnsi="Titillium Web"/>
-          <w:sz w:val="22"/>
-          <w:szCs w:val="22"/>
+          <w:sz w:val="20"/>
+          <w:szCs w:val="20"/>
         </w:rPr>
         <w:t xml:space="preserve">Me es grato dirigirme a usted con referencia a su oferta presentada el {fechaRecepOferta} </w:t>
       </w:r>
@@ -312,16 +312,16 @@
         <w:rPr>
           <w:rStyle w:val="Refdecomentario"/>
           <w:rFonts w:ascii="Titillium Web" w:hAnsi="Titillium Web"/>
-          <w:sz w:val="22"/>
-          <w:szCs w:val="22"/>
+          <w:sz w:val="20"/>
+          <w:szCs w:val="20"/>
         </w:rPr>
         <w:commentReference w:id="0"/>
       </w:r>
       <w:r>
         <w:rPr>
           <w:rFonts w:ascii="Titillium Web" w:hAnsi="Titillium Web"/>
-          <w:sz w:val="22"/>
-          <w:szCs w:val="22"/>
+          <w:sz w:val="20"/>
+          <w:szCs w:val="20"/>
         </w:rPr>
         <w:t>para:</w:t>
       </w:r>
@@ -332,8 +332,8 @@
           <w:bCs/>
           <w:i/>
           <w:iCs/>
-          <w:sz w:val="22"/>
-          <w:szCs w:val="22"/>
+          <w:sz w:val="20"/>
+          <w:szCs w:val="20"/>
           <w:lang w:val="es-EC"/>
         </w:rPr>
         <w:t xml:space="preserve"> </w:t>
@@ -343,8 +343,8 @@
           <w:rFonts w:ascii="Titillium Web" w:hAnsi="Titillium Web"/>
           <w:b/>
           <w:bCs/>
-          <w:sz w:val="22"/>
-          <w:szCs w:val="22"/>
+          <w:sz w:val="20"/>
+          <w:szCs w:val="20"/>
         </w:rPr>
         <w:t>“</w:t>
       </w:r>
@@ -352,8 +352,8 @@
         <w:rPr>
           <w:rFonts w:ascii="Titillium Web" w:hAnsi="Titillium Web"/>
           <w:b/>
-          <w:sz w:val="22"/>
-          <w:szCs w:val="22"/>
+          <w:sz w:val="20"/>
+          <w:szCs w:val="20"/>
         </w:rPr>
         <w:t>{objeto}</w:t>
       </w:r>
@@ -362,16 +362,16 @@
           <w:rFonts w:ascii="Titillium Web" w:hAnsi="Titillium Web"/>
           <w:b/>
           <w:bCs/>
-          <w:sz w:val="22"/>
-          <w:szCs w:val="22"/>
+          <w:sz w:val="20"/>
+          <w:szCs w:val="20"/>
         </w:rPr>
         <w:t>”</w:t>
       </w:r>
       <w:r>
         <w:rPr>
           <w:rFonts w:ascii="Titillium Web" w:hAnsi="Titillium Web"/>
-          <w:sz w:val="22"/>
-          <w:szCs w:val="22"/>
+          <w:sz w:val="20"/>
+          <w:szCs w:val="20"/>
         </w:rPr>
         <w:t xml:space="preserve">, como resultado de la selección realizada de conformidad con lo que establece la Normativa Ciclo del FAP y su matriz de procesos. </w:t>
       </w:r>
@@ -381,8 +381,8 @@
         <w:jc w:val="both"/>
         <w:rPr>
           <w:rFonts w:ascii="Titillium Web" w:hAnsi="Titillium Web"/>
-          <w:sz w:val="22"/>
-          <w:szCs w:val="22"/>
+          <w:sz w:val="20"/>
+          <w:szCs w:val="20"/>
         </w:rPr>
       </w:pPr>
     </w:p>
@@ -391,39 +391,31 @@
         <w:jc w:val="both"/>
         <w:rPr>
           <w:rFonts w:ascii="Titillium Web" w:hAnsi="Titillium Web"/>
-          <w:sz w:val="22"/>
-          <w:szCs w:val="22"/>
+          <w:sz w:val="20"/>
+          <w:szCs w:val="20"/>
         </w:rPr>
       </w:pPr>
       <w:r>
         <w:rPr>
           <w:rFonts w:ascii="Titillium Web" w:hAnsi="Titillium Web"/>
-          <w:sz w:val="22"/>
-          <w:szCs w:val="22"/>
+          <w:sz w:val="20"/>
+          <w:szCs w:val="20"/>
         </w:rPr>
         <w:t xml:space="preserve">Por lo antes expuesto, debo informarle la decisión de adjudicación a su favor, basada en el cumplimiento de los requerimientos establecidos en la solicitud de cotización remitida por parte del administrador </w:t>
       </w:r>
       <w:r>
         <w:rPr>
           <w:rFonts w:ascii="Titillium Web" w:hAnsi="Titillium Web"/>
-          <w:sz w:val="22"/>
-          <w:szCs w:val="22"/>
-        </w:rPr>
-        <w:t xml:space="preserve">{dellaAP}</w:t>
+          <w:sz w:val="20"/>
+          <w:szCs w:val="20"/>
+        </w:rPr>
+        <w:t xml:space="preserve">{dellaAP} </w:t>
       </w:r>
       <w:r>
         <w:rPr>
           <w:rFonts w:ascii="Titillium Web" w:hAnsi="Titillium Web"/>
-          <w:sz w:val="22"/>
-          <w:szCs w:val="22"/>
-        </w:rPr>
-        <w:t xml:space="preserve"> </w:t>
-      </w:r>
-      <w:r>
-        <w:rPr>
-          <w:rFonts w:ascii="Titillium Web" w:hAnsi="Titillium Web"/>
-          <w:sz w:val="22"/>
-          <w:szCs w:val="22"/>
+          <w:sz w:val="20"/>
+          <w:szCs w:val="20"/>
         </w:rPr>
         <w:t>{area}.</w:t>
       </w:r>
@@ -433,8 +425,8 @@
         <w:jc w:val="both"/>
         <w:rPr>
           <w:rFonts w:ascii="Titillium Web" w:hAnsi="Titillium Web"/>
-          <w:sz w:val="22"/>
-          <w:szCs w:val="22"/>
+          <w:sz w:val="20"/>
+          <w:szCs w:val="20"/>
         </w:rPr>
       </w:pPr>
     </w:p>
@@ -443,93 +435,137 @@
         <w:jc w:val="both"/>
         <w:rPr>
           <w:rFonts w:ascii="Titillium Web" w:hAnsi="Titillium Web"/>
-          <w:sz w:val="22"/>
-          <w:szCs w:val="22"/>
+          <w:sz w:val="20"/>
+          <w:szCs w:val="20"/>
           <w:lang w:val="es-US" w:eastAsia="es-ES_tradnl"/>
         </w:rPr>
       </w:pPr>
       <w:r>
         <w:rPr>
           <w:rFonts w:ascii="Titillium Web" w:hAnsi="Titillium Web"/>
-          <w:sz w:val="22"/>
-          <w:szCs w:val="22"/>
-        </w:rPr>
-        <w:t xml:space="preserve">La oferta presentada por un valor </w:t>
+          <w:sz w:val="20"/>
+          <w:szCs w:val="20"/>
+        </w:rPr>
+        <w:t xml:space="preserve">La oferta presentada por un valor de {montoLetras},</w:t>
       </w:r>
       <w:r>
         <w:rPr>
           <w:rFonts w:ascii="Titillium Web" w:hAnsi="Titillium Web"/>
-          <w:sz w:val="22"/>
-          <w:szCs w:val="22"/>
+          <w:sz w:val="20"/>
+          <w:szCs w:val="20"/>
           <w:lang w:val="es-EC" w:eastAsia="es-ES_tradnl"/>
         </w:rPr>
-        <w:t>de</w:t>
+        <w:t xml:space="preserve"/>
       </w:r>
       <w:r>
         <w:rPr>
           <w:rFonts w:ascii="Titillium Web" w:hAnsi="Titillium Web"/>
           <w:b/>
           <w:bCs/>
-          <w:sz w:val="22"/>
-          <w:szCs w:val="22"/>
+          <w:sz w:val="20"/>
+          <w:szCs w:val="20"/>
           <w:lang w:val="es-US" w:eastAsia="es-ES_tradnl"/>
         </w:rPr>
-        <w:t xml:space="preserve"> {montoLetras}, </w:t>
-      </w:r>
-      <w:r>
-        <w:rPr>
-          <w:rFonts w:ascii="Titillium Web" w:hAnsi="Titillium Web"/>
-          <w:sz w:val="22"/>
-          <w:szCs w:val="22"/>
-          <w:lang w:val="es-US" w:eastAsia="es-ES_tradnl"/>
-        </w:rPr>
-        <w:t xml:space="preserve">es la aceptada por la instancia de decisión correspondiente. </w:t>
-      </w:r>
-    </w:p>
-    <w:p>
-      <w:pPr>
-        <w:jc w:val="both"/>
+        <w:t xml:space="preserve"/>
+      </w:r>
+      <w:r>
         <w:rPr>
           <w:rFonts w:ascii="Titillium Web" w:hAnsi="Titillium Web"/>
           <w:b/>
           <w:bCs/>
-          <w:sz w:val="22"/>
-          <w:szCs w:val="22"/>
+          <w:sz w:val="20"/>
+          <w:szCs w:val="20"/>
           <w:lang w:val="es-US" w:eastAsia="es-ES_tradnl"/>
         </w:rPr>
-      </w:pPr>
-    </w:p>
-    <w:p>
-      <w:pPr>
-        <w:jc w:val="both"/>
+        <w:t xml:space="preserve"/>
+      </w:r>
+      <w:r>
         <w:rPr>
           <w:rFonts w:ascii="Titillium Web" w:hAnsi="Titillium Web"/>
           <w:b/>
           <w:bCs/>
-          <w:sz w:val="22"/>
-          <w:szCs w:val="22"/>
-          <w:lang w:eastAsia="es-ES_tradnl"/>
-        </w:rPr>
-      </w:pPr>
+          <w:sz w:val="20"/>
+          <w:szCs w:val="20"/>
+          <w:lang w:val="es-US" w:eastAsia="es-ES_tradnl"/>
+        </w:rPr>
+        <w:t xml:space="preserve"/>
+      </w:r>
       <w:r>
         <w:rPr>
           <w:rFonts w:ascii="Titillium Web" w:hAnsi="Titillium Web"/>
-          <w:sz w:val="22"/>
-          <w:szCs w:val="22"/>
+          <w:b/>
+          <w:bCs/>
+          <w:sz w:val="20"/>
+          <w:szCs w:val="20"/>
           <w:lang w:val="es-US" w:eastAsia="es-ES_tradnl"/>
         </w:rPr>
-        <w:t xml:space="preserve">El bien que se va a entregar es el presente: </w:t>
+        <w:t xml:space="preserve"/>
+      </w:r>
+      <w:r>
+        <w:rPr>
+          <w:rFonts w:ascii="Titillium Web" w:hAnsi="Titillium Web"/>
+          <w:b/>
+          <w:bCs/>
+          <w:sz w:val="20"/>
+          <w:szCs w:val="20"/>
+          <w:lang w:val="es-US" w:eastAsia="es-ES_tradnl"/>
+        </w:rPr>
+        <w:t xml:space="preserve"> </w:t>
+      </w:r>
+      <w:r>
+        <w:rPr>
+          <w:rFonts w:ascii="Titillium Web" w:hAnsi="Titillium Web"/>
+          <w:sz w:val="20"/>
+          <w:szCs w:val="20"/>
+          <w:lang w:val="es-US" w:eastAsia="es-ES_tradnl"/>
+        </w:rPr>
+        <w:t xml:space="preserve">es la aceptada por la instancia de decisión correspondiente. </w:t>
       </w:r>
     </w:p>
     <w:p>
       <w:pPr>
+        <w:jc w:val="both"/>
+        <w:rPr>
+          <w:rFonts w:ascii="Titillium Web" w:hAnsi="Titillium Web"/>
+          <w:b/>
+          <w:bCs/>
+          <w:sz w:val="20"/>
+          <w:szCs w:val="20"/>
+          <w:lang w:val="es-US" w:eastAsia="es-ES_tradnl"/>
+        </w:rPr>
+      </w:pPr>
+    </w:p>
+    <w:p>
+      <w:pPr>
+        <w:jc w:val="both"/>
+        <w:rPr>
+          <w:rFonts w:ascii="Titillium Web" w:hAnsi="Titillium Web"/>
+          <w:b/>
+          <w:bCs/>
+          <w:sz w:val="20"/>
+          <w:szCs w:val="20"/>
+          <w:lang w:eastAsia="es-ES_tradnl"/>
+        </w:rPr>
+      </w:pPr>
+      <w:r>
+        <w:rPr>
+          <w:rFonts w:ascii="Titillium Web" w:hAnsi="Titillium Web"/>
+          <w:sz w:val="20"/>
+          <w:szCs w:val="20"/>
+          <w:lang w:val="es-US" w:eastAsia="es-ES_tradnl"/>
+        </w:rPr>
+        <w:t xml:space="preserve">El bien que se va a entregar es el presente: </w:t>
+      </w:r>
+    </w:p>
+    <w:p>
+      <w:pPr>
         <w:pStyle w:val="wP15"/>
         <w:jc w:val="both"/>
         <w:rPr>
           <w:rFonts w:ascii="Titillium Web" w:hAnsi="Titillium Web"/>
           <w:noProof/>
-          <w:sz w:val="22"/>
-          <w:szCs w:val="22"/>
+          <w:sz w:val="20"/>
+          <w:szCs w:val="20"/>
         </w:rPr>
       </w:pPr>
     </w:p>
@@ -544,8 +580,8 @@
         <w:tblLook w:val="04A0" w:firstRow="1" w:lastRow="0" w:firstColumn="1" w:lastColumn="0" w:noHBand="0" w:noVBand="1"/>
       </w:tblPr>
       <w:tblGrid>
-        <w:gridCol w:w="1917"/>
-        <w:gridCol w:w="6573"/>
+        <w:gridCol w:w="1778"/>
+        <w:gridCol w:w="6665"/>
       </w:tblGrid>
       <w:tr>
         <w:trPr>
@@ -574,8 +610,8 @@
                 <w:b/>
                 <w:bCs/>
                 <w:color w:val="000000"/>
-                <w:sz w:val="22"/>
-                <w:szCs w:val="22"/>
+                <w:sz w:val="20"/>
+                <w:szCs w:val="20"/>
                 <w:lang w:eastAsia="es-EC"/>
               </w:rPr>
             </w:pPr>
@@ -585,8 +621,8 @@
                 <w:b/>
                 <w:bCs/>
                 <w:color w:val="000000"/>
-                <w:sz w:val="22"/>
-                <w:szCs w:val="22"/>
+                <w:sz w:val="20"/>
+                <w:szCs w:val="20"/>
                 <w:lang w:eastAsia="es-EC"/>
               </w:rPr>
               <w:t>Cantidad</w:t>
@@ -615,8 +651,8 @@
                 <w:b/>
                 <w:bCs/>
                 <w:color w:val="000000"/>
-                <w:sz w:val="22"/>
-                <w:szCs w:val="22"/>
+                <w:sz w:val="20"/>
+                <w:szCs w:val="20"/>
                 <w:lang w:eastAsia="es-EC"/>
               </w:rPr>
             </w:pPr>
@@ -626,8 +662,8 @@
                 <w:b/>
                 <w:bCs/>
                 <w:color w:val="000000"/>
-                <w:sz w:val="22"/>
-                <w:szCs w:val="22"/>
+                <w:sz w:val="20"/>
+                <w:szCs w:val="20"/>
                 <w:lang w:eastAsia="es-EC"/>
               </w:rPr>
               <w:t>Detalle y especificaciones</w:t>
@@ -662,8 +698,8 @@
                 <w:b/>
                 <w:bCs/>
                 <w:color w:val="000000"/>
-                <w:sz w:val="22"/>
-                <w:szCs w:val="22"/>
+                <w:sz w:val="20"/>
+                <w:szCs w:val="20"/>
                 <w:lang w:eastAsia="es-EC"/>
               </w:rPr>
             </w:pPr>
@@ -673,8 +709,8 @@
                 <w:b/>
                 <w:bCs/>
                 <w:color w:val="000000"/>
-                <w:sz w:val="22"/>
-                <w:szCs w:val="22"/>
+                <w:sz w:val="20"/>
+                <w:szCs w:val="20"/>
                 <w:lang w:eastAsia="es-EC"/>
               </w:rPr>
               <w:t>{#items}{cantidad}</w:t>
@@ -699,16 +735,16 @@
               <w:jc w:val="both"/>
               <w:rPr>
                 <w:rFonts w:ascii="Titillium Web" w:hAnsi="Titillium Web"/>
-                <w:sz w:val="22"/>
-                <w:szCs w:val="22"/>
+                <w:sz w:val="20"/>
+                <w:szCs w:val="20"/>
                 <w:lang w:eastAsia="es-EC"/>
               </w:rPr>
             </w:pPr>
             <w:r>
               <w:rPr>
                 <w:rFonts w:ascii="Titillium Web" w:hAnsi="Titillium Web"/>
-                <w:sz w:val="22"/>
-                <w:szCs w:val="22"/>
+                <w:sz w:val="20"/>
+                <w:szCs w:val="20"/>
                 <w:lang w:eastAsia="es-EC"/>
               </w:rPr>
               <w:t>{desc}{/items}</w:t>
@@ -724,8 +760,8 @@
         <w:rPr>
           <w:rFonts w:ascii="Titillium Web" w:hAnsi="Titillium Web"/>
           <w:noProof/>
-          <w:sz w:val="22"/>
-          <w:szCs w:val="22"/>
+          <w:sz w:val="20"/>
+          <w:szCs w:val="20"/>
         </w:rPr>
       </w:pPr>
       <w:commentRangeStart w:id="1"/>
@@ -735,8 +771,8 @@
           <w:rStyle w:val="Refdecomentario"/>
           <w:rFonts w:ascii="Titillium Web" w:hAnsi="Titillium Web"/>
           <w:noProof/>
-          <w:sz w:val="22"/>
-          <w:szCs w:val="22"/>
+          <w:sz w:val="20"/>
+          <w:szCs w:val="20"/>
         </w:rPr>
         <w:commentReference w:id="1"/>
       </w:r>
@@ -757,8 +793,8 @@
         <w:rPr>
           <w:rFonts w:ascii="Titillium Web" w:eastAsia="Arial Unicode MS" w:hAnsi="Titillium Web"/>
           <w:b/>
-          <w:sz w:val="22"/>
-          <w:szCs w:val="22"/>
+          <w:sz w:val="20"/>
+          <w:szCs w:val="20"/>
           <w:lang w:val="es-EC" w:eastAsia="es-ES_tradnl"/>
         </w:rPr>
       </w:pPr>
@@ -766,8 +802,8 @@
         <w:rPr>
           <w:rFonts w:ascii="Titillium Web" w:hAnsi="Titillium Web"/>
           <w:b/>
-          <w:sz w:val="22"/>
-          <w:szCs w:val="22"/>
+          <w:sz w:val="20"/>
+          <w:szCs w:val="20"/>
           <w:lang w:val="es-MX" w:eastAsia="es-ES_tradnl"/>
         </w:rPr>
         <w:t>R</w:t>
@@ -776,8 +812,8 @@
         <w:rPr>
           <w:rFonts w:ascii="Titillium Web" w:eastAsia="Arial Unicode MS" w:hAnsi="Titillium Web"/>
           <w:b/>
-          <w:sz w:val="22"/>
-          <w:szCs w:val="22"/>
+          <w:sz w:val="20"/>
+          <w:szCs w:val="20"/>
           <w:lang w:val="es-EC" w:eastAsia="es-ES_tradnl"/>
         </w:rPr>
         <w:t>ESPONSABILIDADES DEL OFERENTE</w:t>
@@ -795,8 +831,8 @@
         <w:rPr>
           <w:rFonts w:ascii="Titillium Web" w:eastAsia="Arial Unicode MS" w:hAnsi="Titillium Web"/>
           <w:b/>
-          <w:sz w:val="22"/>
-          <w:szCs w:val="22"/>
+          <w:sz w:val="20"/>
+          <w:szCs w:val="20"/>
           <w:lang w:val="es-EC" w:eastAsia="es-ES_tradnl"/>
         </w:rPr>
       </w:pPr>
@@ -814,8 +850,8 @@
           <w:bCs/>
           <w:iCs/>
           <w:kern w:val="1"/>
-          <w:sz w:val="22"/>
-          <w:szCs w:val="22"/>
+          <w:sz w:val="20"/>
+          <w:szCs w:val="20"/>
         </w:rPr>
       </w:pPr>
       <w:r>
@@ -824,8 +860,8 @@
           <w:bCs/>
           <w:iCs/>
           <w:kern w:val="1"/>
-          <w:sz w:val="22"/>
-          <w:szCs w:val="22"/>
+          <w:sz w:val="20"/>
+          <w:szCs w:val="20"/>
         </w:rPr>
         <w:t>Cualquier cosa que no esté escrita en el presente documento y que impida que la solución opere de acuerdo con el objeto de la orden y que se requiera para la entrega del bien, deberá ser asumida 100% por el proveedor sin perjuicio para el FIAS.</w:t>
       </w:r>
@@ -843,8 +879,8 @@
           <w:bCs/>
           <w:iCs/>
           <w:kern w:val="1"/>
-          <w:sz w:val="22"/>
-          <w:szCs w:val="22"/>
+          <w:sz w:val="20"/>
+          <w:szCs w:val="20"/>
         </w:rPr>
       </w:pPr>
       <w:r>
@@ -853,8 +889,8 @@
           <w:bCs/>
           <w:iCs/>
           <w:kern w:val="1"/>
-          <w:sz w:val="22"/>
-          <w:szCs w:val="22"/>
+          <w:sz w:val="20"/>
+          <w:szCs w:val="20"/>
         </w:rPr>
         <w:t xml:space="preserve">Cumplir con todas y cada una de las obligaciones derivadas de la orden de compra y del objeto de esta.   </w:t>
       </w:r>
@@ -872,8 +908,8 @@
           <w:bCs/>
           <w:iCs/>
           <w:kern w:val="1"/>
-          <w:sz w:val="22"/>
-          <w:szCs w:val="22"/>
+          <w:sz w:val="20"/>
+          <w:szCs w:val="20"/>
         </w:rPr>
       </w:pPr>
       <w:r>
@@ -882,8 +918,8 @@
           <w:bCs/>
           <w:iCs/>
           <w:kern w:val="1"/>
-          <w:sz w:val="22"/>
-          <w:szCs w:val="22"/>
+          <w:sz w:val="20"/>
+          <w:szCs w:val="20"/>
         </w:rPr>
         <w:t>Entregar los bienes a entera satisfacción del FIAS, en los tiempos establecidos y según las especificaciones técnicas descritas.</w:t>
       </w:r>
@@ -901,8 +937,8 @@
           <w:bCs/>
           <w:iCs/>
           <w:kern w:val="1"/>
-          <w:sz w:val="22"/>
-          <w:szCs w:val="22"/>
+          <w:sz w:val="20"/>
+          <w:szCs w:val="20"/>
         </w:rPr>
       </w:pPr>
       <w:r>
@@ -911,10 +947,9 @@
           <w:bCs/>
           <w:iCs/>
           <w:kern w:val="1"/>
-          <w:sz w:val="22"/>
-          <w:szCs w:val="22"/>
-        </w:rPr>
-        <w:lastRenderedPageBreak/>
+          <w:sz w:val="20"/>
+          <w:szCs w:val="20"/>
+        </w:rPr>
         <w:t>Cumplir con el objeto de adjudicación y tiempo establecido en el presente documento, en forma eficaz y oportuna para satisfacer la necesidad planteada.</w:t>
       </w:r>
     </w:p>
@@ -931,8 +966,8 @@
           <w:bCs/>
           <w:iCs/>
           <w:kern w:val="1"/>
-          <w:sz w:val="22"/>
-          <w:szCs w:val="22"/>
+          <w:sz w:val="20"/>
+          <w:szCs w:val="20"/>
         </w:rPr>
       </w:pPr>
       <w:r>
@@ -941,8 +976,8 @@
           <w:bCs/>
           <w:iCs/>
           <w:kern w:val="1"/>
-          <w:sz w:val="22"/>
-          <w:szCs w:val="22"/>
+          <w:sz w:val="20"/>
+          <w:szCs w:val="20"/>
         </w:rPr>
         <w:t>Aceptar que el FIAS podrá dejar sin efecto la presente orden de compra, sin obligación de pago salvo por los bienes efectivamente entregados y recibidos a satisfacción, en caso de: (i) incumplimiento del plazo de entrega; (ii) entrega de bienes que no cumplan con las especificaciones técnicas acordadas; o (iii) incumplimiento injustificado en la entrega del bien.</w:t>
       </w:r>
@@ -959,8 +994,8 @@
         <w:rPr>
           <w:rFonts w:ascii="Titillium Web" w:eastAsia="Arial Unicode MS" w:hAnsi="Titillium Web"/>
           <w:b/>
-          <w:sz w:val="22"/>
-          <w:szCs w:val="22"/>
+          <w:sz w:val="20"/>
+          <w:szCs w:val="20"/>
           <w:lang w:eastAsia="es-ES_tradnl"/>
         </w:rPr>
       </w:pPr>
@@ -981,8 +1016,8 @@
         <w:rPr>
           <w:rFonts w:ascii="Titillium Web" w:eastAsia="Arial Unicode MS" w:hAnsi="Titillium Web"/>
           <w:b/>
-          <w:sz w:val="22"/>
-          <w:szCs w:val="22"/>
+          <w:sz w:val="20"/>
+          <w:szCs w:val="20"/>
           <w:lang w:val="es-EC" w:eastAsia="es-ES_tradnl"/>
         </w:rPr>
       </w:pPr>
@@ -990,10 +1025,11 @@
         <w:rPr>
           <w:rFonts w:ascii="Titillium Web" w:eastAsia="Arial Unicode MS" w:hAnsi="Titillium Web"/>
           <w:b/>
-          <w:sz w:val="22"/>
-          <w:szCs w:val="22"/>
+          <w:sz w:val="20"/>
+          <w:szCs w:val="20"/>
           <w:lang w:val="es-EC" w:eastAsia="es-ES_tradnl"/>
         </w:rPr>
+        <w:lastRenderedPageBreak/>
         <w:t xml:space="preserve">RESPONSABILIDADES DEL FIAS </w:t>
       </w:r>
     </w:p>
@@ -1004,8 +1040,8 @@
           <w:rFonts w:ascii="Titillium Web" w:eastAsia="Arial Unicode MS" w:hAnsi="Titillium Web" w:cs="Tahoma"/>
           <w:b/>
           <w:kern w:val="1"/>
-          <w:sz w:val="22"/>
-          <w:szCs w:val="22"/>
+          <w:sz w:val="20"/>
+          <w:szCs w:val="20"/>
           <w:lang w:val="es-MX"/>
         </w:rPr>
       </w:pPr>
@@ -1015,8 +1051,8 @@
         <w:jc w:val="both"/>
         <w:rPr>
           <w:rFonts w:ascii="Titillium Web" w:eastAsia="Arial" w:hAnsi="Titillium Web" w:cs="Helvetica"/>
-          <w:sz w:val="22"/>
-          <w:szCs w:val="22"/>
+          <w:sz w:val="20"/>
+          <w:szCs w:val="20"/>
           <w:lang w:eastAsia="en-US"/>
         </w:rPr>
       </w:pPr>
@@ -1024,8 +1060,8 @@
         <w:rPr>
           <w:rFonts w:ascii="Titillium Web" w:eastAsia="Arial Unicode MS" w:hAnsi="Titillium Web"/>
           <w:color w:val="000000" w:themeColor="text1"/>
-          <w:sz w:val="22"/>
-          <w:szCs w:val="22"/>
+          <w:sz w:val="20"/>
+          <w:szCs w:val="20"/>
           <w:lang w:val="es-ES_tradnl" w:eastAsia="zh-CN"/>
         </w:rPr>
         <w:t>Son obligaciones del FIAS las siguientes</w:t>
@@ -1033,8 +1069,8 @@
       <w:r>
         <w:rPr>
           <w:rFonts w:ascii="Titillium Web" w:eastAsia="Arial" w:hAnsi="Titillium Web" w:cs="Helvetica"/>
-          <w:sz w:val="22"/>
-          <w:szCs w:val="22"/>
+          <w:sz w:val="20"/>
+          <w:szCs w:val="20"/>
           <w:lang w:eastAsia="en-US"/>
         </w:rPr>
         <w:t>:</w:t>
@@ -1054,8 +1090,8 @@
         <w:textAlignment w:val="baseline"/>
         <w:rPr>
           <w:rFonts w:ascii="Titillium Web" w:eastAsia="Arial" w:hAnsi="Titillium Web" w:cs="Helvetica"/>
-          <w:sz w:val="22"/>
-          <w:szCs w:val="22"/>
+          <w:sz w:val="20"/>
+          <w:szCs w:val="20"/>
           <w:lang w:eastAsia="en-US"/>
         </w:rPr>
       </w:pPr>
@@ -1073,8 +1109,8 @@
           <w:bCs/>
           <w:iCs/>
           <w:kern w:val="1"/>
-          <w:sz w:val="22"/>
-          <w:szCs w:val="22"/>
+          <w:sz w:val="20"/>
+          <w:szCs w:val="20"/>
         </w:rPr>
       </w:pPr>
       <w:r>
@@ -1083,8 +1119,8 @@
           <w:bCs/>
           <w:iCs/>
           <w:kern w:val="1"/>
-          <w:sz w:val="22"/>
-          <w:szCs w:val="22"/>
+          <w:sz w:val="20"/>
+          <w:szCs w:val="20"/>
         </w:rPr>
         <w:t>Cumplir con las obligaciones establecidas en la orden de compra, en forma ágil y oportuna.</w:t>
       </w:r>
@@ -1102,8 +1138,8 @@
           <w:bCs/>
           <w:iCs/>
           <w:kern w:val="1"/>
-          <w:sz w:val="22"/>
-          <w:szCs w:val="22"/>
+          <w:sz w:val="20"/>
+          <w:szCs w:val="20"/>
         </w:rPr>
       </w:pPr>
       <w:r>
@@ -1112,8 +1148,8 @@
           <w:bCs/>
           <w:iCs/>
           <w:kern w:val="1"/>
-          <w:sz w:val="22"/>
-          <w:szCs w:val="22"/>
+          <w:sz w:val="20"/>
+          <w:szCs w:val="20"/>
         </w:rPr>
         <w:t>Dar solución a los problemas que se presenten en la ejecución de la Orden de Compra, en forma oportuna.</w:t>
       </w:r>
@@ -1131,8 +1167,8 @@
           <w:bCs/>
           <w:iCs/>
           <w:kern w:val="1"/>
-          <w:sz w:val="22"/>
-          <w:szCs w:val="22"/>
+          <w:sz w:val="20"/>
+          <w:szCs w:val="20"/>
         </w:rPr>
       </w:pPr>
     </w:p>
@@ -1152,8 +1188,8 @@
         <w:rPr>
           <w:rFonts w:ascii="Titillium Web" w:eastAsia="Arial Unicode MS" w:hAnsi="Titillium Web"/>
           <w:b/>
-          <w:sz w:val="22"/>
-          <w:szCs w:val="22"/>
+          <w:sz w:val="20"/>
+          <w:szCs w:val="20"/>
           <w:lang w:val="es-EC" w:eastAsia="es-ES_tradnl"/>
         </w:rPr>
       </w:pPr>
@@ -1162,8 +1198,8 @@
           <w:rFonts w:ascii="Titillium Web" w:eastAsia="Arial Unicode MS" w:hAnsi="Titillium Web"/>
           <w:b/>
           <w:kern w:val="1"/>
-          <w:sz w:val="22"/>
-          <w:szCs w:val="22"/>
+          <w:sz w:val="20"/>
+          <w:szCs w:val="20"/>
           <w:lang w:val="es-MX"/>
         </w:rPr>
         <w:t xml:space="preserve">PLAZO Y LUGAR DE ENTREGA </w:t>
@@ -1181,8 +1217,8 @@
         <w:rPr>
           <w:rFonts w:ascii="Titillium Web" w:eastAsia="Arial Unicode MS" w:hAnsi="Titillium Web"/>
           <w:b/>
-          <w:sz w:val="22"/>
-          <w:szCs w:val="22"/>
+          <w:sz w:val="20"/>
+          <w:szCs w:val="20"/>
           <w:lang w:val="es-EC" w:eastAsia="es-ES_tradnl"/>
         </w:rPr>
       </w:pPr>
@@ -1194,8 +1230,8 @@
           <w:rFonts w:ascii="Titillium Web" w:eastAsia="Arial Unicode MS" w:hAnsi="Titillium Web"/>
           <w:bCs/>
           <w:color w:val="000000" w:themeColor="text1"/>
-          <w:sz w:val="22"/>
-          <w:szCs w:val="22"/>
+          <w:sz w:val="20"/>
+          <w:szCs w:val="20"/>
           <w:lang w:val="es-ES_tradnl"/>
         </w:rPr>
       </w:pPr>
@@ -1203,8 +1239,8 @@
         <w:rPr>
           <w:rFonts w:ascii="Titillium Web" w:eastAsia="Arial Unicode MS" w:hAnsi="Titillium Web"/>
           <w:color w:val="000000" w:themeColor="text1"/>
-          <w:sz w:val="22"/>
-          <w:szCs w:val="22"/>
+          <w:sz w:val="20"/>
+          <w:szCs w:val="20"/>
           <w:lang w:val="es-ES_tradnl"/>
         </w:rPr>
         <w:t xml:space="preserve">El plazo para la entrega del bien es de {plazo} </w:t>
@@ -1213,18 +1249,18 @@
         <w:rPr>
           <w:rFonts w:ascii="Titillium Web" w:eastAsia="Arial Unicode MS" w:hAnsi="Titillium Web"/>
           <w:color w:val="000000" w:themeColor="text1"/>
-          <w:sz w:val="22"/>
-          <w:szCs w:val="22"/>
+          <w:sz w:val="20"/>
+          <w:szCs w:val="20"/>
           <w:lang w:val="es-ES_tradnl"/>
         </w:rPr>
-        <w:t xml:space="preserve">{diaContadoDiasContados}</w:t>
+        <w:t>{diaContadoDiasContados}</w:t>
       </w:r>
       <w:r>
         <w:rPr>
           <w:rFonts w:ascii="Titillium Web" w:eastAsia="Arial Unicode MS" w:hAnsi="Titillium Web"/>
           <w:color w:val="000000" w:themeColor="text1"/>
-          <w:sz w:val="22"/>
-          <w:szCs w:val="22"/>
+          <w:sz w:val="20"/>
+          <w:szCs w:val="20"/>
           <w:lang w:val="es-ES_tradnl"/>
         </w:rPr>
         <w:t xml:space="preserve"> desde la notificación de la presente orden de compra. El bien será entregado en {lugar}, bajo responsabilidad y costo </w:t>
@@ -1233,18 +1269,18 @@
         <w:rPr>
           <w:rFonts w:ascii="Titillium Web" w:eastAsia="Arial Unicode MS" w:hAnsi="Titillium Web"/>
           <w:color w:val="000000" w:themeColor="text1"/>
-          <w:sz w:val="22"/>
-          <w:szCs w:val="22"/>
+          <w:sz w:val="20"/>
+          <w:szCs w:val="20"/>
           <w:lang w:val="es-ES_tradnl"/>
         </w:rPr>
-        <w:t xml:space="preserve">{delDeLaProveedor}</w:t>
+        <w:t>{delDeLaProveedor}</w:t>
       </w:r>
       <w:r>
         <w:rPr>
           <w:rFonts w:ascii="Titillium Web" w:eastAsia="Arial Unicode MS" w:hAnsi="Titillium Web"/>
           <w:color w:val="000000" w:themeColor="text1"/>
-          <w:sz w:val="22"/>
-          <w:szCs w:val="22"/>
+          <w:sz w:val="20"/>
+          <w:szCs w:val="20"/>
           <w:lang w:val="es-ES_tradnl"/>
         </w:rPr>
         <w:t xml:space="preserve"> hasta el lugar de entrega. La recepción del bien se formalizará mediante acta de entrega-recepción suscrita por </w:t>
@@ -1253,18 +1289,18 @@
         <w:rPr>
           <w:rFonts w:ascii="Titillium Web" w:eastAsia="Arial Unicode MS" w:hAnsi="Titillium Web"/>
           <w:color w:val="000000" w:themeColor="text1"/>
-          <w:sz w:val="22"/>
-          <w:szCs w:val="22"/>
+          <w:sz w:val="20"/>
+          <w:szCs w:val="20"/>
           <w:lang w:val="es-ES_tradnl"/>
         </w:rPr>
-        <w:t xml:space="preserve">{ellaadministradorOrden}</w:t>
+        <w:t>{ellaadministradorOrden}</w:t>
       </w:r>
       <w:r>
         <w:rPr>
           <w:rFonts w:ascii="Titillium Web" w:eastAsia="Arial Unicode MS" w:hAnsi="Titillium Web"/>
           <w:color w:val="000000" w:themeColor="text1"/>
-          <w:sz w:val="22"/>
-          <w:szCs w:val="22"/>
+          <w:sz w:val="20"/>
+          <w:szCs w:val="20"/>
           <w:lang w:val="es-ES_tradnl"/>
         </w:rPr>
         <w:t xml:space="preserve"> de la orden de compra, </w:t>
@@ -1273,18 +1309,18 @@
         <w:rPr>
           <w:rFonts w:ascii="Titillium Web" w:eastAsia="Arial Unicode MS" w:hAnsi="Titillium Web"/>
           <w:color w:val="000000" w:themeColor="text1"/>
-          <w:sz w:val="22"/>
-          <w:szCs w:val="22"/>
+          <w:sz w:val="20"/>
+          <w:szCs w:val="20"/>
           <w:lang w:val="es-ES_tradnl"/>
         </w:rPr>
-        <w:t xml:space="preserve">{ellaadministradorAP}</w:t>
+        <w:t>{ellaadministradorAP}</w:t>
       </w:r>
       <w:r>
         <w:rPr>
           <w:rFonts w:ascii="Titillium Web" w:eastAsia="Arial Unicode MS" w:hAnsi="Titillium Web"/>
           <w:color w:val="000000" w:themeColor="text1"/>
-          <w:sz w:val="22"/>
-          <w:szCs w:val="22"/>
+          <w:sz w:val="20"/>
+          <w:szCs w:val="20"/>
           <w:lang w:val="es-ES_tradnl"/>
         </w:rPr>
         <w:t xml:space="preserve"> del área protegida y </w:t>
@@ -1295,19 +1331,19 @@
           <w:bCs/>
           <w:iCs/>
           <w:kern w:val="2"/>
-          <w:sz w:val="22"/>
-          <w:szCs w:val="22"/>
+          <w:sz w:val="20"/>
+          <w:szCs w:val="20"/>
           <w:lang w:val="es-EC"/>
         </w:rPr>
-        <w:t xml:space="preserve">{elLaProveedor}</w:t>
+        <w:t>{elLaProveedor}</w:t>
       </w:r>
       <w:r>
         <w:rPr>
           <w:rFonts w:ascii="Titillium Web" w:eastAsia="Arial Unicode MS" w:hAnsi="Titillium Web"/>
           <w:bCs/>
           <w:color w:val="000000" w:themeColor="text1"/>
-          <w:sz w:val="22"/>
-          <w:szCs w:val="22"/>
+          <w:sz w:val="20"/>
+          <w:szCs w:val="20"/>
           <w:lang w:val="es-ES_tradnl"/>
         </w:rPr>
         <w:t>.</w:t>
@@ -1319,8 +1355,8 @@
         <w:rPr>
           <w:rFonts w:ascii="Titillium Web" w:eastAsia="Arial Unicode MS" w:hAnsi="Titillium Web"/>
           <w:color w:val="000000" w:themeColor="text1"/>
-          <w:sz w:val="22"/>
-          <w:szCs w:val="22"/>
+          <w:sz w:val="20"/>
+          <w:szCs w:val="20"/>
           <w:lang w:val="es-ES_tradnl" w:eastAsia="zh-CN"/>
         </w:rPr>
       </w:pPr>
@@ -1343,8 +1379,8 @@
           <w:bCs/>
           <w:color w:val="3366FF"/>
           <w:spacing w:val="-3"/>
-          <w:sz w:val="22"/>
-          <w:szCs w:val="22"/>
+          <w:sz w:val="20"/>
+          <w:szCs w:val="20"/>
           <w:lang w:val="es-ES_tradnl"/>
         </w:rPr>
       </w:pPr>
@@ -1354,8 +1390,8 @@
           <w:b/>
           <w:bCs/>
           <w:spacing w:val="-3"/>
-          <w:sz w:val="22"/>
-          <w:szCs w:val="22"/>
+          <w:sz w:val="20"/>
+          <w:szCs w:val="20"/>
           <w:lang w:val="es-ES_tradnl"/>
         </w:rPr>
         <w:t>VALOR DE LA ORDEN DE COMPRA</w:t>
@@ -1375,8 +1411,8 @@
           <w:bCs/>
           <w:color w:val="3366FF"/>
           <w:spacing w:val="-3"/>
-          <w:sz w:val="22"/>
-          <w:szCs w:val="22"/>
+          <w:sz w:val="20"/>
+          <w:szCs w:val="20"/>
           <w:lang w:val="es-ES_tradnl"/>
         </w:rPr>
       </w:pPr>
@@ -1388,16 +1424,16 @@
           <w:rFonts w:ascii="Titillium Web" w:hAnsi="Titillium Web"/>
           <w:b/>
           <w:bCs/>
-          <w:sz w:val="22"/>
-          <w:szCs w:val="22"/>
+          <w:sz w:val="20"/>
+          <w:szCs w:val="20"/>
           <w:lang w:val="es-US" w:eastAsia="es-ES_tradnl"/>
         </w:rPr>
       </w:pPr>
       <w:r>
         <w:rPr>
           <w:rFonts w:ascii="Titillium Web" w:hAnsi="Titillium Web"/>
-          <w:sz w:val="22"/>
-          <w:szCs w:val="22"/>
+          <w:sz w:val="20"/>
+          <w:szCs w:val="20"/>
           <w:lang w:val="es-EC" w:eastAsia="es-ES_tradnl"/>
         </w:rPr>
         <w:t xml:space="preserve">El valor de la </w:t>
@@ -1407,8 +1443,8 @@
           <w:rFonts w:ascii="Titillium Web" w:eastAsia="Arial Unicode MS" w:hAnsi="Titillium Web" w:cs="Tahoma"/>
           <w:color w:val="000000" w:themeColor="text1"/>
           <w:kern w:val="1"/>
-          <w:sz w:val="22"/>
-          <w:szCs w:val="22"/>
+          <w:sz w:val="20"/>
+          <w:szCs w:val="20"/>
           <w:lang w:val="es-ES_tradnl" w:eastAsia="zh-CN" w:bidi="hi-IN"/>
         </w:rPr>
         <w:t>adquisición del bien</w:t>
@@ -1416,22 +1452,53 @@
       <w:r>
         <w:rPr>
           <w:rFonts w:ascii="Titillium Web" w:hAnsi="Titillium Web"/>
-          <w:sz w:val="22"/>
-          <w:szCs w:val="22"/>
+          <w:sz w:val="20"/>
+          <w:szCs w:val="20"/>
           <w:lang w:val="es-EC" w:eastAsia="es-ES_tradnl"/>
         </w:rPr>
-        <w:t xml:space="preserve"> "{objeto}" corresponde a </w:t>
+        <w:t xml:space="preserve"> "{objeto}" corresponde a {montoLetras}.</w:t>
       </w:r>
       <w:r>
         <w:rPr>
           <w:rFonts w:ascii="Titillium Web" w:hAnsi="Titillium Web"/>
           <w:b/>
           <w:bCs/>
-          <w:sz w:val="22"/>
-          <w:szCs w:val="22"/>
+          <w:sz w:val="20"/>
+          <w:szCs w:val="20"/>
+          <w:lang w:val="es-EC" w:eastAsia="es-ES_tradnl"/>
+        </w:rPr>
+        <w:t xml:space="preserve"/>
+      </w:r>
+      <w:r>
+        <w:rPr>
+          <w:rFonts w:ascii="Titillium Web" w:hAnsi="Titillium Web"/>
+          <w:b/>
+          <w:bCs/>
+          <w:sz w:val="20"/>
+          <w:szCs w:val="20"/>
           <w:lang w:val="es-US" w:eastAsia="es-ES_tradnl"/>
         </w:rPr>
-        <w:t>{montoLetras}.</w:t>
+        <w:t xml:space="preserve"/>
+      </w:r>
+      <w:r>
+        <w:rPr>
+          <w:rFonts w:ascii="Titillium Web" w:hAnsi="Titillium Web"/>
+          <w:b/>
+          <w:bCs/>
+          <w:sz w:val="20"/>
+          <w:szCs w:val="20"/>
+          <w:lang w:val="es-US" w:eastAsia="es-ES_tradnl"/>
+        </w:rPr>
+        <w:t xml:space="preserve"/>
+      </w:r>
+      <w:r>
+        <w:rPr>
+          <w:rFonts w:ascii="Titillium Web" w:hAnsi="Titillium Web"/>
+          <w:sz w:val="20"/>
+          <w:szCs w:val="20"/>
+          <w:lang w:val="es-US" w:eastAsia="es-ES_tradnl"/>
+        </w:rPr>
+        <w:t xml:space="preserve"/>
       </w:r>
     </w:p>
     <w:p>
@@ -1439,8 +1506,8 @@
         <w:jc w:val="both"/>
         <w:rPr>
           <w:rFonts w:ascii="Titillium Web" w:hAnsi="Titillium Web"/>
-          <w:sz w:val="22"/>
-          <w:szCs w:val="22"/>
+          <w:sz w:val="20"/>
+          <w:szCs w:val="20"/>
           <w:lang w:val="es-EC" w:eastAsia="es-ES_tradnl"/>
         </w:rPr>
       </w:pPr>
@@ -1488,8 +1555,8 @@
                 <w:b/>
                 <w:bCs/>
                 <w:color w:val="FFFFFF"/>
-                <w:sz w:val="22"/>
-                <w:szCs w:val="22"/>
+                <w:sz w:val="20"/>
+                <w:szCs w:val="20"/>
                 <w:lang w:eastAsia="es-ES_tradnl"/>
               </w:rPr>
             </w:pPr>
@@ -1499,8 +1566,8 @@
                 <w:b/>
                 <w:bCs/>
                 <w:color w:val="FFFFFF"/>
-                <w:sz w:val="22"/>
-                <w:szCs w:val="22"/>
+                <w:sz w:val="20"/>
+                <w:szCs w:val="20"/>
                 <w:lang w:eastAsia="es-ES_tradnl"/>
               </w:rPr>
               <w:t>DESCRIPCIÓN Y ESPECIFICACIONES</w:t>
@@ -1529,8 +1596,8 @@
                 <w:b/>
                 <w:bCs/>
                 <w:color w:val="FFFFFF"/>
-                <w:sz w:val="22"/>
-                <w:szCs w:val="22"/>
+                <w:sz w:val="20"/>
+                <w:szCs w:val="20"/>
                 <w:lang w:eastAsia="es-ES_tradnl"/>
               </w:rPr>
             </w:pPr>
@@ -1540,8 +1607,8 @@
                 <w:b/>
                 <w:bCs/>
                 <w:color w:val="FFFFFF"/>
-                <w:sz w:val="22"/>
-                <w:szCs w:val="22"/>
+                <w:sz w:val="20"/>
+                <w:szCs w:val="20"/>
                 <w:lang w:eastAsia="es-ES_tradnl"/>
               </w:rPr>
               <w:t>CANT</w:t>
@@ -1569,8 +1636,8 @@
                 <w:b/>
                 <w:bCs/>
                 <w:color w:val="FFFFFF"/>
-                <w:sz w:val="22"/>
-                <w:szCs w:val="22"/>
+                <w:sz w:val="20"/>
+                <w:szCs w:val="20"/>
                 <w:lang w:eastAsia="es-ES_tradnl"/>
               </w:rPr>
             </w:pPr>
@@ -1580,8 +1647,8 @@
                 <w:b/>
                 <w:bCs/>
                 <w:color w:val="FFFFFF"/>
-                <w:sz w:val="22"/>
-                <w:szCs w:val="22"/>
+                <w:sz w:val="20"/>
+                <w:szCs w:val="20"/>
                 <w:lang w:eastAsia="es-ES_tradnl"/>
               </w:rPr>
               <w:t>PRECIO UNITARIO</w:t>
@@ -1595,8 +1662,8 @@
                 <w:b/>
                 <w:bCs/>
                 <w:color w:val="FFFFFF"/>
-                <w:sz w:val="22"/>
-                <w:szCs w:val="22"/>
+                <w:sz w:val="20"/>
+                <w:szCs w:val="20"/>
                 <w:lang w:eastAsia="es-ES_tradnl"/>
               </w:rPr>
             </w:pPr>
@@ -1606,8 +1673,8 @@
                 <w:b/>
                 <w:bCs/>
                 <w:color w:val="FFFFFF"/>
-                <w:sz w:val="22"/>
-                <w:szCs w:val="22"/>
+                <w:sz w:val="20"/>
+                <w:szCs w:val="20"/>
                 <w:lang w:eastAsia="es-ES_tradnl"/>
               </w:rPr>
               <w:t>(USD)</w:t>
@@ -1635,8 +1702,8 @@
                 <w:b/>
                 <w:bCs/>
                 <w:color w:val="FFFFFF"/>
-                <w:sz w:val="22"/>
-                <w:szCs w:val="22"/>
+                <w:sz w:val="20"/>
+                <w:szCs w:val="20"/>
                 <w:lang w:eastAsia="es-ES_tradnl"/>
               </w:rPr>
             </w:pPr>
@@ -1646,8 +1713,8 @@
                 <w:b/>
                 <w:bCs/>
                 <w:color w:val="FFFFFF"/>
-                <w:sz w:val="22"/>
-                <w:szCs w:val="22"/>
+                <w:sz w:val="20"/>
+                <w:szCs w:val="20"/>
                 <w:lang w:eastAsia="es-ES_tradnl"/>
               </w:rPr>
               <w:t>PRECIO TOTAL</w:t>
@@ -1661,8 +1728,8 @@
                 <w:b/>
                 <w:bCs/>
                 <w:color w:val="FFFFFF"/>
-                <w:sz w:val="22"/>
-                <w:szCs w:val="22"/>
+                <w:sz w:val="20"/>
+                <w:szCs w:val="20"/>
                 <w:lang w:eastAsia="es-ES_tradnl"/>
               </w:rPr>
             </w:pPr>
@@ -1672,8 +1739,8 @@
                 <w:b/>
                 <w:bCs/>
                 <w:color w:val="FFFFFF"/>
-                <w:sz w:val="22"/>
-                <w:szCs w:val="22"/>
+                <w:sz w:val="20"/>
+                <w:szCs w:val="20"/>
                 <w:lang w:eastAsia="es-ES_tradnl"/>
               </w:rPr>
               <w:t>(USD)</w:t>
@@ -1687,8 +1754,8 @@
                 <w:b/>
                 <w:bCs/>
                 <w:color w:val="FFFFFF"/>
-                <w:sz w:val="22"/>
-                <w:szCs w:val="22"/>
+                <w:sz w:val="20"/>
+                <w:szCs w:val="20"/>
                 <w:lang w:eastAsia="es-ES_tradnl"/>
               </w:rPr>
             </w:pPr>
@@ -1718,15 +1785,15 @@
               <w:spacing w:before="0" w:beforeAutospacing="0" w:after="0" w:afterAutospacing="0"/>
               <w:rPr>
                 <w:rFonts w:ascii="Titillium Web" w:eastAsia="Batang" w:hAnsi="Titillium Web"/>
-                <w:sz w:val="22"/>
-                <w:szCs w:val="22"/>
+                <w:sz w:val="20"/>
+                <w:szCs w:val="20"/>
               </w:rPr>
             </w:pPr>
             <w:r>
               <w:rPr>
                 <w:rFonts w:ascii="Titillium Web" w:eastAsia="Batang" w:hAnsi="Titillium Web"/>
-                <w:sz w:val="22"/>
-                <w:szCs w:val="22"/>
+                <w:sz w:val="20"/>
+                <w:szCs w:val="20"/>
               </w:rPr>
               <w:t>{#items}{desc}</w:t>
             </w:r>
@@ -1748,15 +1815,15 @@
               <w:jc w:val="center"/>
               <w:rPr>
                 <w:rFonts w:ascii="Titillium Web" w:hAnsi="Titillium Web" w:cs="Tahoma"/>
-                <w:sz w:val="22"/>
-                <w:szCs w:val="22"/>
+                <w:sz w:val="20"/>
+                <w:szCs w:val="20"/>
               </w:rPr>
             </w:pPr>
             <w:r>
               <w:rPr>
                 <w:rFonts w:ascii="Titillium Web" w:hAnsi="Titillium Web" w:cs="Tahoma"/>
-                <w:sz w:val="22"/>
-                <w:szCs w:val="22"/>
+                <w:sz w:val="20"/>
+                <w:szCs w:val="20"/>
               </w:rPr>
               <w:t>{cantidad}</w:t>
             </w:r>
@@ -1778,15 +1845,15 @@
               <w:jc w:val="center"/>
               <w:rPr>
                 <w:rFonts w:ascii="Titillium Web" w:hAnsi="Titillium Web" w:cs="Tahoma"/>
-                <w:sz w:val="22"/>
-                <w:szCs w:val="22"/>
+                <w:sz w:val="20"/>
+                <w:szCs w:val="20"/>
               </w:rPr>
             </w:pPr>
             <w:r>
               <w:rPr>
                 <w:rFonts w:ascii="Titillium Web" w:hAnsi="Titillium Web" w:cs="Tahoma"/>
-                <w:sz w:val="22"/>
-                <w:szCs w:val="22"/>
+                <w:sz w:val="20"/>
+                <w:szCs w:val="20"/>
               </w:rPr>
               <w:t>{punit}</w:t>
             </w:r>
@@ -1807,15 +1874,15 @@
               <w:jc w:val="center"/>
               <w:rPr>
                 <w:rFonts w:ascii="Titillium Web" w:hAnsi="Titillium Web" w:cs="Tahoma"/>
-                <w:sz w:val="22"/>
-                <w:szCs w:val="22"/>
+                <w:sz w:val="20"/>
+                <w:szCs w:val="20"/>
               </w:rPr>
             </w:pPr>
             <w:r>
               <w:rPr>
                 <w:rFonts w:ascii="Titillium Web" w:hAnsi="Titillium Web" w:cs="Tahoma"/>
-                <w:sz w:val="22"/>
-                <w:szCs w:val="22"/>
+                <w:sz w:val="20"/>
+                <w:szCs w:val="20"/>
               </w:rPr>
               <w:t>{ptotal}{/items}</w:t>
             </w:r>
@@ -1844,8 +1911,8 @@
                 <w:rFonts w:ascii="Titillium Web" w:hAnsi="Titillium Web" w:cs="Tahoma"/>
                 <w:b/>
                 <w:bCs/>
-                <w:sz w:val="22"/>
-                <w:szCs w:val="22"/>
+                <w:sz w:val="20"/>
+                <w:szCs w:val="20"/>
               </w:rPr>
             </w:pPr>
             <w:r>
@@ -1853,8 +1920,8 @@
                 <w:rFonts w:ascii="Titillium Web" w:hAnsi="Titillium Web" w:cs="Tahoma"/>
                 <w:b/>
                 <w:bCs/>
-                <w:sz w:val="22"/>
-                <w:szCs w:val="22"/>
+                <w:sz w:val="20"/>
+                <w:szCs w:val="20"/>
               </w:rPr>
               <w:t>SUBTOTAL</w:t>
             </w:r>
@@ -1878,8 +1945,8 @@
                 <w:rFonts w:ascii="Titillium Web" w:hAnsi="Titillium Web" w:cs="Tahoma"/>
                 <w:b/>
                 <w:bCs/>
-                <w:sz w:val="22"/>
-                <w:szCs w:val="22"/>
+                <w:sz w:val="20"/>
+                <w:szCs w:val="20"/>
               </w:rPr>
             </w:pPr>
             <w:r>
@@ -1887,8 +1954,8 @@
                 <w:rFonts w:ascii="Titillium Web" w:hAnsi="Titillium Web" w:cs="Tahoma"/>
                 <w:b/>
                 <w:bCs/>
-                <w:sz w:val="22"/>
-                <w:szCs w:val="22"/>
+                <w:sz w:val="20"/>
+                <w:szCs w:val="20"/>
               </w:rPr>
               <w:t>{subtotal}</w:t>
             </w:r>
@@ -1917,8 +1984,8 @@
                 <w:rFonts w:ascii="Titillium Web" w:hAnsi="Titillium Web" w:cs="Tahoma"/>
                 <w:b/>
                 <w:bCs/>
-                <w:sz w:val="22"/>
-                <w:szCs w:val="22"/>
+                <w:sz w:val="20"/>
+                <w:szCs w:val="20"/>
               </w:rPr>
             </w:pPr>
             <w:r>
@@ -1926,8 +1993,8 @@
                 <w:rFonts w:ascii="Titillium Web" w:hAnsi="Titillium Web" w:cs="Tahoma"/>
                 <w:b/>
                 <w:bCs/>
-                <w:sz w:val="22"/>
-                <w:szCs w:val="22"/>
+                <w:sz w:val="20"/>
+                <w:szCs w:val="20"/>
               </w:rPr>
               <w:t>IVA ({ivaPct}%)</w:t>
             </w:r>
@@ -1951,8 +2018,8 @@
                 <w:rFonts w:ascii="Titillium Web" w:hAnsi="Titillium Web" w:cs="Tahoma"/>
                 <w:b/>
                 <w:bCs/>
-                <w:sz w:val="22"/>
-                <w:szCs w:val="22"/>
+                <w:sz w:val="20"/>
+                <w:szCs w:val="20"/>
               </w:rPr>
             </w:pPr>
             <w:r>
@@ -1960,8 +2027,8 @@
                 <w:rFonts w:ascii="Titillium Web" w:hAnsi="Titillium Web" w:cs="Tahoma"/>
                 <w:b/>
                 <w:bCs/>
-                <w:sz w:val="22"/>
-                <w:szCs w:val="22"/>
+                <w:sz w:val="20"/>
+                <w:szCs w:val="20"/>
               </w:rPr>
               <w:t>{iva}</w:t>
             </w:r>
@@ -1992,8 +2059,8 @@
                 <w:rFonts w:ascii="Titillium Web" w:hAnsi="Titillium Web" w:cs="Tahoma"/>
                 <w:b/>
                 <w:bCs/>
-                <w:sz w:val="22"/>
-                <w:szCs w:val="22"/>
+                <w:sz w:val="20"/>
+                <w:szCs w:val="20"/>
               </w:rPr>
             </w:pPr>
             <w:r>
@@ -2001,8 +2068,8 @@
                 <w:rFonts w:ascii="Titillium Web" w:hAnsi="Titillium Web" w:cs="Tahoma"/>
                 <w:b/>
                 <w:bCs/>
-                <w:sz w:val="22"/>
-                <w:szCs w:val="22"/>
+                <w:sz w:val="20"/>
+                <w:szCs w:val="20"/>
               </w:rPr>
               <w:t>TOTAL</w:t>
             </w:r>
@@ -2026,8 +2093,8 @@
                 <w:rFonts w:ascii="Titillium Web" w:hAnsi="Titillium Web" w:cs="Tahoma"/>
                 <w:b/>
                 <w:bCs/>
-                <w:sz w:val="22"/>
-                <w:szCs w:val="22"/>
+                <w:sz w:val="20"/>
+                <w:szCs w:val="20"/>
               </w:rPr>
             </w:pPr>
             <w:r>
@@ -2035,8 +2102,8 @@
                 <w:rFonts w:ascii="Titillium Web" w:hAnsi="Titillium Web" w:cs="Tahoma"/>
                 <w:b/>
                 <w:bCs/>
-                <w:sz w:val="22"/>
-                <w:szCs w:val="22"/>
+                <w:sz w:val="20"/>
+                <w:szCs w:val="20"/>
               </w:rPr>
               <w:t>{total}</w:t>
             </w:r>
@@ -2050,8 +2117,8 @@
         <w:rPr>
           <w:rFonts w:ascii="Titillium Web" w:hAnsi="Titillium Web"/>
           <w:b/>
-          <w:sz w:val="22"/>
-          <w:szCs w:val="22"/>
+          <w:sz w:val="20"/>
+          <w:szCs w:val="20"/>
           <w:lang w:val="es-EC" w:eastAsia="es-ES_tradnl"/>
         </w:rPr>
       </w:pPr>
@@ -2062,8 +2129,8 @@
         <w:rPr>
           <w:rFonts w:ascii="Titillium Web" w:hAnsi="Titillium Web"/>
           <w:b/>
-          <w:sz w:val="22"/>
-          <w:szCs w:val="22"/>
+          <w:sz w:val="20"/>
+          <w:szCs w:val="20"/>
           <w:lang w:val="es-EC" w:eastAsia="es-ES_tradnl"/>
         </w:rPr>
       </w:pPr>
@@ -2072,11 +2139,10 @@
           <w:rFonts w:ascii="Titillium Web" w:hAnsi="Titillium Web"/>
           <w:b/>
           <w:bCs/>
-          <w:sz w:val="22"/>
-          <w:szCs w:val="22"/>
+          <w:sz w:val="20"/>
+          <w:szCs w:val="20"/>
           <w:lang w:eastAsia="es-ES_tradnl"/>
         </w:rPr>
-        <w:lastRenderedPageBreak/>
         <w:t>No se reconocerá ningún valor adicional, cualquiera que sea su monto, que no se encuentre descrito en el presente documento.</w:t>
       </w:r>
     </w:p>
@@ -2086,8 +2152,8 @@
         <w:rPr>
           <w:rFonts w:ascii="Titillium Web" w:hAnsi="Titillium Web"/>
           <w:b/>
-          <w:sz w:val="22"/>
-          <w:szCs w:val="22"/>
+          <w:sz w:val="20"/>
+          <w:szCs w:val="20"/>
           <w:lang w:val="es-EC" w:eastAsia="es-ES_tradnl"/>
         </w:rPr>
       </w:pPr>
@@ -2098,8 +2164,8 @@
         <w:rPr>
           <w:rFonts w:ascii="Titillium Web" w:hAnsi="Titillium Web"/>
           <w:bCs/>
-          <w:sz w:val="22"/>
-          <w:szCs w:val="22"/>
+          <w:sz w:val="20"/>
+          <w:szCs w:val="20"/>
           <w:lang w:val="es-EC" w:eastAsia="es-ES_tradnl"/>
         </w:rPr>
       </w:pPr>
@@ -2107,8 +2173,8 @@
         <w:rPr>
           <w:rFonts w:ascii="Titillium Web" w:hAnsi="Titillium Web"/>
           <w:bCs/>
-          <w:sz w:val="22"/>
-          <w:szCs w:val="22"/>
+          <w:sz w:val="20"/>
+          <w:szCs w:val="20"/>
           <w:lang w:val="es-EC" w:eastAsia="es-ES_tradnl"/>
         </w:rPr>
         <w:t>El FIAS gestionará la imputación contable y los desembolsos conforme a su normativa interna, garantizando la cobertura presupuestaria durante todo el plazo contractual.</w:t>
@@ -2120,8 +2186,8 @@
         <w:rPr>
           <w:rFonts w:ascii="Titillium Web" w:hAnsi="Titillium Web"/>
           <w:bCs/>
-          <w:sz w:val="22"/>
-          <w:szCs w:val="22"/>
+          <w:sz w:val="20"/>
+          <w:szCs w:val="20"/>
           <w:lang w:val="es-EC" w:eastAsia="es-ES_tradnl"/>
         </w:rPr>
       </w:pPr>
@@ -2137,8 +2203,8 @@
         <w:rPr>
           <w:rFonts w:ascii="Titillium Web" w:hAnsi="Titillium Web"/>
           <w:b/>
-          <w:sz w:val="22"/>
-          <w:szCs w:val="22"/>
+          <w:sz w:val="20"/>
+          <w:szCs w:val="20"/>
           <w:lang w:val="es-EC" w:eastAsia="es-ES_tradnl"/>
         </w:rPr>
       </w:pPr>
@@ -2146,8 +2212,8 @@
         <w:rPr>
           <w:rFonts w:ascii="Titillium Web" w:hAnsi="Titillium Web"/>
           <w:b/>
-          <w:sz w:val="22"/>
-          <w:szCs w:val="22"/>
+          <w:sz w:val="20"/>
+          <w:szCs w:val="20"/>
           <w:lang w:val="es-EC" w:eastAsia="es-ES_tradnl"/>
         </w:rPr>
         <w:t>FINANCIAMIENTO Y FORMA DE PAGO</w:t>
@@ -2160,8 +2226,8 @@
         <w:rPr>
           <w:rFonts w:ascii="Titillium Web" w:hAnsi="Titillium Web"/>
           <w:b/>
-          <w:sz w:val="22"/>
-          <w:szCs w:val="22"/>
+          <w:sz w:val="20"/>
+          <w:szCs w:val="20"/>
           <w:lang w:val="es-EC" w:eastAsia="es-ES_tradnl"/>
         </w:rPr>
       </w:pPr>
@@ -2172,13 +2238,15 @@
         <w:jc w:val="both"/>
         <w:rPr>
           <w:rFonts w:ascii="Titillium Web" w:hAnsi="Titillium Web"/>
-          <w:szCs w:val="22"/>
+          <w:sz w:val="20"/>
+          <w:szCs w:val="20"/>
         </w:rPr>
       </w:pPr>
       <w:r>
         <w:rPr>
           <w:rFonts w:ascii="Titillium Web" w:hAnsi="Titillium Web"/>
-          <w:szCs w:val="22"/>
+          <w:sz w:val="20"/>
+          <w:szCs w:val="20"/>
         </w:rPr>
         <w:t>El</w:t>
       </w:r>
@@ -2186,14 +2254,16 @@
         <w:rPr>
           <w:rFonts w:ascii="Titillium Web" w:hAnsi="Titillium Web"/>
           <w:spacing w:val="64"/>
-          <w:szCs w:val="22"/>
+          <w:sz w:val="20"/>
+          <w:szCs w:val="20"/>
         </w:rPr>
         <w:t xml:space="preserve"> </w:t>
       </w:r>
       <w:r>
         <w:rPr>
           <w:rFonts w:ascii="Titillium Web" w:hAnsi="Titillium Web"/>
-          <w:szCs w:val="22"/>
+          <w:sz w:val="20"/>
+          <w:szCs w:val="20"/>
         </w:rPr>
         <w:t>proceso</w:t>
       </w:r>
@@ -2201,14 +2271,16 @@
         <w:rPr>
           <w:rFonts w:ascii="Titillium Web" w:hAnsi="Titillium Web"/>
           <w:spacing w:val="62"/>
-          <w:szCs w:val="22"/>
+          <w:sz w:val="20"/>
+          <w:szCs w:val="20"/>
         </w:rPr>
         <w:t xml:space="preserve"> </w:t>
       </w:r>
       <w:r>
         <w:rPr>
           <w:rFonts w:ascii="Titillium Web" w:hAnsi="Titillium Web"/>
-          <w:szCs w:val="22"/>
+          <w:sz w:val="20"/>
+          <w:szCs w:val="20"/>
         </w:rPr>
         <w:t>de</w:t>
       </w:r>
@@ -2216,14 +2288,16 @@
         <w:rPr>
           <w:rFonts w:ascii="Titillium Web" w:hAnsi="Titillium Web"/>
           <w:spacing w:val="60"/>
-          <w:szCs w:val="22"/>
+          <w:sz w:val="20"/>
+          <w:szCs w:val="20"/>
         </w:rPr>
         <w:t xml:space="preserve"> </w:t>
       </w:r>
       <w:r>
         <w:rPr>
           <w:rFonts w:ascii="Titillium Web" w:hAnsi="Titillium Web"/>
-          <w:szCs w:val="22"/>
+          <w:sz w:val="20"/>
+          <w:szCs w:val="20"/>
         </w:rPr>
         <w:t>adquisición</w:t>
       </w:r>
@@ -2231,14 +2305,16 @@
         <w:rPr>
           <w:rFonts w:ascii="Titillium Web" w:hAnsi="Titillium Web"/>
           <w:spacing w:val="64"/>
-          <w:szCs w:val="22"/>
+          <w:sz w:val="20"/>
+          <w:szCs w:val="20"/>
         </w:rPr>
         <w:t xml:space="preserve"> </w:t>
       </w:r>
       <w:r>
         <w:rPr>
           <w:rFonts w:ascii="Titillium Web" w:hAnsi="Titillium Web"/>
-          <w:szCs w:val="22"/>
+          <w:sz w:val="20"/>
+          <w:szCs w:val="20"/>
         </w:rPr>
         <w:t>será</w:t>
       </w:r>
@@ -2246,14 +2322,16 @@
         <w:rPr>
           <w:rFonts w:ascii="Titillium Web" w:hAnsi="Titillium Web"/>
           <w:spacing w:val="63"/>
-          <w:szCs w:val="22"/>
+          <w:sz w:val="20"/>
+          <w:szCs w:val="20"/>
         </w:rPr>
         <w:t xml:space="preserve"> </w:t>
       </w:r>
       <w:r>
         <w:rPr>
           <w:rFonts w:ascii="Titillium Web" w:hAnsi="Titillium Web"/>
-          <w:szCs w:val="22"/>
+          <w:sz w:val="20"/>
+          <w:szCs w:val="20"/>
         </w:rPr>
         <w:t>financiado</w:t>
       </w:r>
@@ -2261,14 +2339,16 @@
         <w:rPr>
           <w:rFonts w:ascii="Titillium Web" w:hAnsi="Titillium Web"/>
           <w:spacing w:val="60"/>
-          <w:szCs w:val="22"/>
+          <w:sz w:val="20"/>
+          <w:szCs w:val="20"/>
         </w:rPr>
         <w:t xml:space="preserve"> </w:t>
       </w:r>
       <w:r>
         <w:rPr>
           <w:rFonts w:ascii="Titillium Web" w:hAnsi="Titillium Web"/>
-          <w:szCs w:val="22"/>
+          <w:sz w:val="20"/>
+          <w:szCs w:val="20"/>
         </w:rPr>
         <w:t>con</w:t>
       </w:r>
@@ -2276,14 +2356,16 @@
         <w:rPr>
           <w:rFonts w:ascii="Titillium Web" w:hAnsi="Titillium Web"/>
           <w:spacing w:val="64"/>
-          <w:szCs w:val="22"/>
+          <w:sz w:val="20"/>
+          <w:szCs w:val="20"/>
         </w:rPr>
         <w:t xml:space="preserve"> </w:t>
       </w:r>
       <w:r>
         <w:rPr>
           <w:rFonts w:ascii="Titillium Web" w:hAnsi="Titillium Web"/>
-          <w:szCs w:val="22"/>
+          <w:sz w:val="20"/>
+          <w:szCs w:val="20"/>
         </w:rPr>
         <w:t>fondos</w:t>
       </w:r>
@@ -2291,14 +2373,16 @@
         <w:rPr>
           <w:rFonts w:ascii="Titillium Web" w:hAnsi="Titillium Web"/>
           <w:spacing w:val="62"/>
-          <w:szCs w:val="22"/>
+          <w:sz w:val="20"/>
+          <w:szCs w:val="20"/>
         </w:rPr>
         <w:t xml:space="preserve"> </w:t>
       </w:r>
       <w:r>
         <w:rPr>
           <w:rFonts w:ascii="Titillium Web" w:hAnsi="Titillium Web"/>
-          <w:szCs w:val="22"/>
+          <w:sz w:val="20"/>
+          <w:szCs w:val="20"/>
         </w:rPr>
         <w:t>provenientes</w:t>
       </w:r>
@@ -2306,14 +2390,16 @@
         <w:rPr>
           <w:rFonts w:ascii="Titillium Web" w:hAnsi="Titillium Web"/>
           <w:spacing w:val="63"/>
-          <w:szCs w:val="22"/>
+          <w:sz w:val="20"/>
+          <w:szCs w:val="20"/>
         </w:rPr>
         <w:t xml:space="preserve"> </w:t>
       </w:r>
       <w:r>
         <w:rPr>
           <w:rFonts w:ascii="Titillium Web" w:hAnsi="Titillium Web"/>
-          <w:szCs w:val="22"/>
+          <w:sz w:val="20"/>
+          <w:szCs w:val="20"/>
         </w:rPr>
         <w:t>de</w:t>
       </w:r>
@@ -2322,7 +2408,8 @@
           <w:rFonts w:ascii="Titillium Web" w:eastAsia="Arial Unicode MS" w:hAnsi="Titillium Web"/>
           <w:color w:val="000000" w:themeColor="text1"/>
           <w:spacing w:val="-3"/>
-          <w:szCs w:val="22"/>
+          <w:sz w:val="20"/>
+          <w:szCs w:val="20"/>
         </w:rPr>
         <w:t xml:space="preserve"> la línea presupuestaria </w:t>
       </w:r>
@@ -2331,7 +2418,8 @@
           <w:rFonts w:ascii="Titillium Web" w:eastAsia="Arial Unicode MS" w:hAnsi="Titillium Web"/>
           <w:color w:val="000000" w:themeColor="text1"/>
           <w:spacing w:val="-3"/>
-          <w:szCs w:val="22"/>
+          <w:sz w:val="20"/>
+          <w:szCs w:val="20"/>
           <w:lang w:val="es-US"/>
         </w:rPr>
         <w:t>{partida} denominada "{lineaNombre}"</w:t>
@@ -2341,7 +2429,8 @@
           <w:rFonts w:ascii="Titillium Web" w:eastAsia="Arial Unicode MS" w:hAnsi="Titillium Web"/>
           <w:color w:val="000000" w:themeColor="text1"/>
           <w:spacing w:val="-3"/>
-          <w:szCs w:val="22"/>
+          <w:sz w:val="20"/>
+          <w:szCs w:val="20"/>
           <w:lang w:val="es-US"/>
         </w:rPr>
         <w:t>, proveniente de la fuente de financiamiento “{fuente}”</w:t>
@@ -2351,7 +2440,8 @@
           <w:rFonts w:ascii="Titillium Web" w:eastAsia="Arial Unicode MS" w:hAnsi="Titillium Web"/>
           <w:color w:val="000000" w:themeColor="text1"/>
           <w:spacing w:val="-3"/>
-          <w:szCs w:val="22"/>
+          <w:sz w:val="20"/>
+          <w:szCs w:val="20"/>
           <w:lang w:val="es-US"/>
         </w:rPr>
         <w:t xml:space="preserve">. </w:t>
@@ -2359,7 +2449,8 @@
       <w:r>
         <w:rPr>
           <w:rFonts w:ascii="Titillium Web" w:hAnsi="Titillium Web"/>
-          <w:szCs w:val="22"/>
+          <w:sz w:val="20"/>
+          <w:szCs w:val="20"/>
         </w:rPr>
         <w:t>Los</w:t>
       </w:r>
@@ -2367,14 +2458,16 @@
         <w:rPr>
           <w:rFonts w:ascii="Titillium Web" w:hAnsi="Titillium Web"/>
           <w:spacing w:val="-3"/>
-          <w:szCs w:val="22"/>
+          <w:sz w:val="20"/>
+          <w:szCs w:val="20"/>
         </w:rPr>
         <w:t xml:space="preserve"> </w:t>
       </w:r>
       <w:r>
         <w:rPr>
           <w:rFonts w:ascii="Titillium Web" w:hAnsi="Titillium Web"/>
-          <w:szCs w:val="22"/>
+          <w:sz w:val="20"/>
+          <w:szCs w:val="20"/>
         </w:rPr>
         <w:t>pagos</w:t>
       </w:r>
@@ -2382,14 +2475,16 @@
         <w:rPr>
           <w:rFonts w:ascii="Titillium Web" w:hAnsi="Titillium Web"/>
           <w:spacing w:val="-5"/>
-          <w:szCs w:val="22"/>
+          <w:sz w:val="20"/>
+          <w:szCs w:val="20"/>
         </w:rPr>
         <w:t xml:space="preserve"> </w:t>
       </w:r>
       <w:r>
         <w:rPr>
           <w:rFonts w:ascii="Titillium Web" w:hAnsi="Titillium Web"/>
-          <w:szCs w:val="22"/>
+          <w:sz w:val="20"/>
+          <w:szCs w:val="20"/>
         </w:rPr>
         <w:t>se</w:t>
       </w:r>
@@ -2397,14 +2492,16 @@
         <w:rPr>
           <w:rFonts w:ascii="Titillium Web" w:hAnsi="Titillium Web"/>
           <w:spacing w:val="-3"/>
-          <w:szCs w:val="22"/>
+          <w:sz w:val="20"/>
+          <w:szCs w:val="20"/>
         </w:rPr>
         <w:t xml:space="preserve"> </w:t>
       </w:r>
       <w:r>
         <w:rPr>
           <w:rFonts w:ascii="Titillium Web" w:hAnsi="Titillium Web"/>
-          <w:szCs w:val="22"/>
+          <w:sz w:val="20"/>
+          <w:szCs w:val="20"/>
         </w:rPr>
         <w:t>realizarán</w:t>
       </w:r>
@@ -2412,14 +2509,16 @@
         <w:rPr>
           <w:rFonts w:ascii="Titillium Web" w:hAnsi="Titillium Web"/>
           <w:spacing w:val="-3"/>
-          <w:szCs w:val="22"/>
+          <w:sz w:val="20"/>
+          <w:szCs w:val="20"/>
         </w:rPr>
         <w:t xml:space="preserve"> </w:t>
       </w:r>
       <w:r>
         <w:rPr>
           <w:rFonts w:ascii="Titillium Web" w:hAnsi="Titillium Web"/>
-          <w:szCs w:val="22"/>
+          <w:sz w:val="20"/>
+          <w:szCs w:val="20"/>
         </w:rPr>
         <w:t>de</w:t>
       </w:r>
@@ -2427,14 +2526,16 @@
         <w:rPr>
           <w:rFonts w:ascii="Titillium Web" w:hAnsi="Titillium Web"/>
           <w:spacing w:val="-5"/>
-          <w:szCs w:val="22"/>
+          <w:sz w:val="20"/>
+          <w:szCs w:val="20"/>
         </w:rPr>
         <w:t xml:space="preserve"> </w:t>
       </w:r>
       <w:r>
         <w:rPr>
           <w:rFonts w:ascii="Titillium Web" w:hAnsi="Titillium Web"/>
-          <w:szCs w:val="22"/>
+          <w:sz w:val="20"/>
+          <w:szCs w:val="20"/>
         </w:rPr>
         <w:t>conformidad</w:t>
       </w:r>
@@ -2442,14 +2543,16 @@
         <w:rPr>
           <w:rFonts w:ascii="Titillium Web" w:hAnsi="Titillium Web"/>
           <w:spacing w:val="-3"/>
-          <w:szCs w:val="22"/>
+          <w:sz w:val="20"/>
+          <w:szCs w:val="20"/>
         </w:rPr>
         <w:t xml:space="preserve"> </w:t>
       </w:r>
       <w:r>
         <w:rPr>
           <w:rFonts w:ascii="Titillium Web" w:hAnsi="Titillium Web"/>
-          <w:szCs w:val="22"/>
+          <w:sz w:val="20"/>
+          <w:szCs w:val="20"/>
         </w:rPr>
         <w:t>con</w:t>
       </w:r>
@@ -2457,14 +2560,16 @@
         <w:rPr>
           <w:rFonts w:ascii="Titillium Web" w:hAnsi="Titillium Web"/>
           <w:spacing w:val="-1"/>
-          <w:szCs w:val="22"/>
+          <w:sz w:val="20"/>
+          <w:szCs w:val="20"/>
         </w:rPr>
         <w:t xml:space="preserve"> </w:t>
       </w:r>
       <w:r>
         <w:rPr>
           <w:rFonts w:ascii="Titillium Web" w:hAnsi="Titillium Web"/>
-          <w:szCs w:val="22"/>
+          <w:sz w:val="20"/>
+          <w:szCs w:val="20"/>
         </w:rPr>
         <w:t>el</w:t>
       </w:r>
@@ -2472,14 +2577,16 @@
         <w:rPr>
           <w:rFonts w:ascii="Titillium Web" w:hAnsi="Titillium Web"/>
           <w:spacing w:val="-1"/>
-          <w:szCs w:val="22"/>
+          <w:sz w:val="20"/>
+          <w:szCs w:val="20"/>
         </w:rPr>
         <w:t xml:space="preserve"> </w:t>
       </w:r>
       <w:r>
         <w:rPr>
           <w:rFonts w:ascii="Titillium Web" w:hAnsi="Titillium Web"/>
-          <w:szCs w:val="22"/>
+          <w:sz w:val="20"/>
+          <w:szCs w:val="20"/>
         </w:rPr>
         <w:t>siguiente</w:t>
       </w:r>
@@ -2487,21 +2594,24 @@
         <w:rPr>
           <w:rFonts w:ascii="Titillium Web" w:hAnsi="Titillium Web"/>
           <w:spacing w:val="-5"/>
-          <w:szCs w:val="22"/>
+          <w:sz w:val="20"/>
+          <w:szCs w:val="20"/>
         </w:rPr>
         <w:t xml:space="preserve"> </w:t>
       </w:r>
       <w:r>
         <w:rPr>
           <w:rFonts w:ascii="Titillium Web" w:hAnsi="Titillium Web"/>
-          <w:szCs w:val="22"/>
+          <w:sz w:val="20"/>
+          <w:szCs w:val="20"/>
         </w:rPr>
         <w:t>detalle</w:t>
       </w:r>
       <w:r>
         <w:rPr>
           <w:rFonts w:ascii="Titillium Web" w:hAnsi="Titillium Web"/>
-          <w:szCs w:val="22"/>
+          <w:sz w:val="20"/>
+          <w:szCs w:val="20"/>
         </w:rPr>
         <w:t>:</w:t>
       </w:r>
@@ -2512,7 +2622,8 @@
         <w:jc w:val="both"/>
         <w:rPr>
           <w:rFonts w:ascii="Titillium Web" w:hAnsi="Titillium Web"/>
-          <w:szCs w:val="22"/>
+          <w:sz w:val="20"/>
+          <w:szCs w:val="20"/>
         </w:rPr>
       </w:pPr>
     </w:p>
@@ -2523,7 +2634,8 @@
           <w:rFonts w:ascii="Titillium Web" w:hAnsi="Titillium Web"/>
           <w:bCs/>
           <w:spacing w:val="-3"/>
-          <w:szCs w:val="22"/>
+          <w:sz w:val="20"/>
+          <w:szCs w:val="20"/>
         </w:rPr>
       </w:pPr>
       <w:commentRangeStart w:id="2"/>
@@ -2532,7 +2644,8 @@
           <w:rFonts w:ascii="Titillium Web" w:hAnsi="Titillium Web"/>
           <w:bCs/>
           <w:spacing w:val="-3"/>
-          <w:szCs w:val="22"/>
+          <w:sz w:val="20"/>
+          <w:szCs w:val="20"/>
         </w:rPr>
         <w:t>{formaPago}</w:t>
       </w:r>
@@ -2543,8 +2656,8 @@
           <w:rFonts w:ascii="Titillium Web" w:hAnsi="Titillium Web"/>
           <w:bCs/>
           <w:spacing w:val="-3"/>
-          <w:sz w:val="22"/>
-          <w:szCs w:val="22"/>
+          <w:sz w:val="20"/>
+          <w:szCs w:val="20"/>
         </w:rPr>
         <w:commentReference w:id="2"/>
       </w:r>
@@ -2553,7 +2666,8 @@
           <w:rFonts w:ascii="Titillium Web" w:hAnsi="Titillium Web"/>
           <w:bCs/>
           <w:spacing w:val="-3"/>
-          <w:szCs w:val="22"/>
+          <w:sz w:val="20"/>
+          <w:szCs w:val="20"/>
         </w:rPr>
         <w:t>.</w:t>
       </w:r>
@@ -2565,7 +2679,8 @@
           <w:rFonts w:ascii="Titillium Web" w:hAnsi="Titillium Web"/>
           <w:bCs/>
           <w:spacing w:val="-3"/>
-          <w:szCs w:val="22"/>
+          <w:sz w:val="20"/>
+          <w:szCs w:val="20"/>
         </w:rPr>
       </w:pPr>
     </w:p>
@@ -2587,8 +2702,8 @@
           <w:b/>
           <w:iCs/>
           <w:kern w:val="1"/>
-          <w:sz w:val="22"/>
-          <w:szCs w:val="22"/>
+          <w:sz w:val="20"/>
+          <w:szCs w:val="20"/>
         </w:rPr>
       </w:pPr>
       <w:commentRangeStart w:id="3"/>
@@ -2598,8 +2713,8 @@
           <w:b/>
           <w:iCs/>
           <w:kern w:val="1"/>
-          <w:sz w:val="22"/>
-          <w:szCs w:val="22"/>
+          <w:sz w:val="20"/>
+          <w:szCs w:val="20"/>
         </w:rPr>
         <w:t xml:space="preserve">GARANTÍAS </w:t>
       </w:r>
@@ -2618,8 +2733,8 @@
           <w:b/>
           <w:iCs/>
           <w:kern w:val="1"/>
-          <w:sz w:val="22"/>
-          <w:szCs w:val="22"/>
+          <w:sz w:val="20"/>
+          <w:szCs w:val="20"/>
         </w:rPr>
       </w:pPr>
     </w:p>
@@ -2636,8 +2751,8 @@
           <w:bCs/>
           <w:iCs/>
           <w:kern w:val="1"/>
-          <w:sz w:val="22"/>
-          <w:szCs w:val="22"/>
+          <w:sz w:val="20"/>
+          <w:szCs w:val="20"/>
         </w:rPr>
       </w:pPr>
       <w:r>
@@ -2646,8 +2761,8 @@
           <w:bCs/>
           <w:iCs/>
           <w:kern w:val="1"/>
-          <w:sz w:val="22"/>
-          <w:szCs w:val="22"/>
+          <w:sz w:val="20"/>
+          <w:szCs w:val="20"/>
         </w:rPr>
         <w:t>El oferente adjudicado junto al servicio adquirido deberá presentar la siguiente garantía:</w:t>
       </w:r>
@@ -2665,8 +2780,8 @@
           <w:bCs/>
           <w:iCs/>
           <w:kern w:val="1"/>
-          <w:sz w:val="22"/>
-          <w:szCs w:val="22"/>
+          <w:sz w:val="20"/>
+          <w:szCs w:val="20"/>
         </w:rPr>
       </w:pPr>
     </w:p>
@@ -2688,8 +2803,8 @@
           <w:bCs/>
           <w:iCs/>
           <w:kern w:val="1"/>
-          <w:sz w:val="22"/>
-          <w:szCs w:val="22"/>
+          <w:sz w:val="20"/>
+          <w:szCs w:val="20"/>
         </w:rPr>
       </w:pPr>
       <w:r>
@@ -2698,8 +2813,8 @@
           <w:bCs/>
           <w:iCs/>
           <w:kern w:val="1"/>
-          <w:sz w:val="22"/>
-          <w:szCs w:val="22"/>
+          <w:sz w:val="20"/>
+          <w:szCs w:val="20"/>
         </w:rPr>
         <w:t>Garantía Técnica: En la que se especifique que el bien entregado cumple con las especificaciones técnicas requeridas y se encuentra en condiciones óptimas de funcionamiento para el uso previsto por parte del personal del área protegida.</w:t>
       </w:r>
@@ -2722,8 +2837,8 @@
           <w:bCs/>
           <w:iCs/>
           <w:kern w:val="1"/>
-          <w:sz w:val="22"/>
-          <w:szCs w:val="22"/>
+          <w:sz w:val="20"/>
+          <w:szCs w:val="20"/>
         </w:rPr>
       </w:pPr>
       <w:r>
@@ -2732,8 +2847,8 @@
           <w:bCs/>
           <w:iCs/>
           <w:kern w:val="1"/>
-          <w:sz w:val="22"/>
-          <w:szCs w:val="22"/>
+          <w:sz w:val="20"/>
+          <w:szCs w:val="20"/>
         </w:rPr>
         <w:t xml:space="preserve">Garantía del Fabricante: Cuando aplique, </w:t>
       </w:r>
@@ -2743,8 +2858,8 @@
           <w:bCs/>
           <w:iCs/>
           <w:kern w:val="1"/>
-          <w:sz w:val="22"/>
-          <w:szCs w:val="22"/>
+          <w:sz w:val="20"/>
+          <w:szCs w:val="20"/>
           <w:lang w:val="es-EC"/>
         </w:rPr>
         <w:t>{elLaProveedor}</w:t>
@@ -2755,8 +2870,8 @@
           <w:bCs/>
           <w:iCs/>
           <w:kern w:val="1"/>
-          <w:sz w:val="22"/>
-          <w:szCs w:val="22"/>
+          <w:sz w:val="20"/>
+          <w:szCs w:val="20"/>
         </w:rPr>
         <w:t xml:space="preserve"> deberá entregar la garantía original del fabricante del bien, por el plazo y en los términos que esta establezca.</w:t>
       </w:r>
@@ -2768,8 +2883,8 @@
           <w:bCs/>
           <w:iCs/>
           <w:kern w:val="1"/>
-          <w:sz w:val="22"/>
-          <w:szCs w:val="22"/>
+          <w:sz w:val="20"/>
+          <w:szCs w:val="20"/>
         </w:rPr>
         <w:commentReference w:id="3"/>
       </w:r>
@@ -2787,8 +2902,8 @@
           <w:bCs/>
           <w:iCs/>
           <w:kern w:val="1"/>
-          <w:sz w:val="22"/>
-          <w:szCs w:val="22"/>
+          <w:sz w:val="20"/>
+          <w:szCs w:val="20"/>
         </w:rPr>
       </w:pPr>
     </w:p>
@@ -2810,8 +2925,8 @@
           <w:bCs/>
           <w:iCs/>
           <w:kern w:val="1"/>
-          <w:sz w:val="22"/>
-          <w:szCs w:val="22"/>
+          <w:sz w:val="20"/>
+          <w:szCs w:val="20"/>
         </w:rPr>
       </w:pPr>
       <w:r>
@@ -2821,8 +2936,8 @@
           <w:bCs/>
           <w:iCs/>
           <w:kern w:val="1"/>
-          <w:sz w:val="22"/>
-          <w:szCs w:val="22"/>
+          <w:sz w:val="20"/>
+          <w:szCs w:val="20"/>
         </w:rPr>
         <w:t xml:space="preserve">ACTA DE ENTREGA-RECEPCIÓN </w:t>
       </w:r>
@@ -2841,8 +2956,8 @@
           <w:bCs/>
           <w:iCs/>
           <w:kern w:val="1"/>
-          <w:sz w:val="22"/>
-          <w:szCs w:val="22"/>
+          <w:sz w:val="20"/>
+          <w:szCs w:val="20"/>
         </w:rPr>
       </w:pPr>
     </w:p>
@@ -2859,19 +2974,20 @@
           <w:bCs/>
           <w:iCs/>
           <w:kern w:val="1"/>
-          <w:sz w:val="22"/>
-          <w:szCs w:val="22"/>
+          <w:sz w:val="20"/>
+          <w:szCs w:val="20"/>
           <w:lang w:val="es-EC"/>
         </w:rPr>
       </w:pPr>
+      <w:commentRangeStart w:id="4"/>
       <w:r>
         <w:rPr>
           <w:rFonts w:ascii="Titillium Web" w:eastAsia="Arial Unicode MS" w:hAnsi="Titillium Web"/>
           <w:bCs/>
           <w:iCs/>
           <w:kern w:val="1"/>
-          <w:sz w:val="22"/>
-          <w:szCs w:val="22"/>
+          <w:sz w:val="20"/>
+          <w:szCs w:val="20"/>
           <w:lang w:val="es-EC"/>
         </w:rPr>
         <w:t xml:space="preserve">Entregado el bien "{objeto}", </w:t>
@@ -2880,11 +2996,11 @@
         <w:rPr>
           <w:rFonts w:ascii="Titillium Web" w:eastAsia="Arial Unicode MS" w:hAnsi="Titillium Web"/>
           <w:color w:val="000000" w:themeColor="text1"/>
-          <w:sz w:val="22"/>
-          <w:szCs w:val="22"/>
+          <w:sz w:val="20"/>
+          <w:szCs w:val="20"/>
           <w:lang w:val="es-ES_tradnl"/>
         </w:rPr>
-        <w:t xml:space="preserve">{ellaadministradorOrden}</w:t>
+        <w:t>{ellaadministradorOrden}</w:t>
       </w:r>
       <w:r>
         <w:rPr>
@@ -2892,8 +3008,8 @@
           <w:bCs/>
           <w:iCs/>
           <w:kern w:val="1"/>
-          <w:sz w:val="22"/>
-          <w:szCs w:val="22"/>
+          <w:sz w:val="20"/>
+          <w:szCs w:val="20"/>
           <w:lang w:val="es-EC"/>
         </w:rPr>
         <w:t xml:space="preserve"> de la orden de compra, </w:t>
@@ -2902,11 +3018,11 @@
         <w:rPr>
           <w:rFonts w:ascii="Titillium Web" w:eastAsia="Arial Unicode MS" w:hAnsi="Titillium Web"/>
           <w:color w:val="000000" w:themeColor="text1"/>
-          <w:sz w:val="22"/>
-          <w:szCs w:val="22"/>
+          <w:sz w:val="20"/>
+          <w:szCs w:val="20"/>
           <w:lang w:val="es-ES_tradnl"/>
         </w:rPr>
-        <w:t xml:space="preserve">{ellaadministradorAP}</w:t>
+        <w:t>{ellaadministradorAP}</w:t>
       </w:r>
       <w:r>
         <w:rPr>
@@ -2914,8 +3030,8 @@
           <w:bCs/>
           <w:iCs/>
           <w:kern w:val="1"/>
-          <w:sz w:val="22"/>
-          <w:szCs w:val="22"/>
+          <w:sz w:val="20"/>
+          <w:szCs w:val="20"/>
           <w:lang w:val="es-EC"/>
         </w:rPr>
         <w:t xml:space="preserve"> </w:t>
@@ -2926,8 +3042,8 @@
           <w:bCs/>
           <w:iCs/>
           <w:kern w:val="1"/>
-          <w:sz w:val="22"/>
-          <w:szCs w:val="22"/>
+          <w:sz w:val="20"/>
+          <w:szCs w:val="20"/>
           <w:lang w:val="es-EC"/>
         </w:rPr>
         <w:t xml:space="preserve">del área protegida y </w:t>
@@ -2938,11 +3054,11 @@
           <w:bCs/>
           <w:iCs/>
           <w:kern w:val="2"/>
-          <w:sz w:val="22"/>
-          <w:szCs w:val="22"/>
+          <w:sz w:val="20"/>
+          <w:szCs w:val="20"/>
           <w:lang w:val="es-EC"/>
         </w:rPr>
-        <w:t xml:space="preserve">{elLaProveedor}</w:t>
+        <w:t>{elLaProveedor}</w:t>
       </w:r>
       <w:r>
         <w:rPr>
@@ -2950,11 +3066,49 @@
           <w:bCs/>
           <w:iCs/>
           <w:kern w:val="1"/>
-          <w:sz w:val="22"/>
-          <w:szCs w:val="22"/>
+          <w:sz w:val="20"/>
+          <w:szCs w:val="20"/>
           <w:lang w:val="es-EC"/>
         </w:rPr>
-        <w:t xml:space="preserve"> suscribirán un acta de entrega-recepción que deje constancia de la recepción a conformidad del bien entregado, de conformidad con lo estipulado en este documento.</w:t>
+        <w:t xml:space="preserve"> suscribirán un acta de entrega-recepción que deje constancia de la recepción a conformidad del bien entregado, de </w:t>
+      </w:r>
+      <w:r>
+        <w:rPr>
+          <w:rFonts w:ascii="Titillium Web" w:eastAsia="Arial Unicode MS" w:hAnsi="Titillium Web"/>
+          <w:bCs/>
+          <w:iCs/>
+          <w:kern w:val="1"/>
+          <w:sz w:val="20"/>
+          <w:szCs w:val="20"/>
+          <w:lang w:val="es-EC"/>
+        </w:rPr>
+        <w:t>acuerdo</w:t>
+      </w:r>
+      <w:r>
+        <w:rPr>
+          <w:rFonts w:ascii="Titillium Web" w:eastAsia="Arial Unicode MS" w:hAnsi="Titillium Web"/>
+          <w:bCs/>
+          <w:iCs/>
+          <w:kern w:val="1"/>
+          <w:sz w:val="20"/>
+          <w:szCs w:val="20"/>
+          <w:lang w:val="es-EC"/>
+        </w:rPr>
+        <w:t xml:space="preserve"> con lo estipulado en este documento.</w:t>
+      </w:r>
+      <w:commentRangeEnd w:id="4"/>
+      <w:r>
+        <w:rPr>
+          <w:rStyle w:val="Refdecomentario"/>
+          <w:rFonts w:ascii="Titillium Web" w:eastAsia="Arial Unicode MS" w:hAnsi="Titillium Web"/>
+          <w:bCs/>
+          <w:iCs/>
+          <w:kern w:val="1"/>
+          <w:sz w:val="20"/>
+          <w:szCs w:val="20"/>
+          <w:lang w:val="es-EC"/>
+        </w:rPr>
+        <w:commentReference w:id="4"/>
       </w:r>
     </w:p>
     <w:p>
@@ -2971,8 +3125,8 @@
           <w:bCs/>
           <w:iCs/>
           <w:kern w:val="1"/>
-          <w:sz w:val="22"/>
-          <w:szCs w:val="22"/>
+          <w:sz w:val="20"/>
+          <w:szCs w:val="20"/>
         </w:rPr>
       </w:pPr>
     </w:p>
@@ -2994,8 +3148,8 @@
           <w:bCs/>
           <w:iCs/>
           <w:kern w:val="1"/>
-          <w:sz w:val="22"/>
-          <w:szCs w:val="22"/>
+          <w:sz w:val="20"/>
+          <w:szCs w:val="20"/>
         </w:rPr>
       </w:pPr>
       <w:r>
@@ -3005,10 +3159,10 @@
           <w:bCs/>
           <w:iCs/>
           <w:kern w:val="1"/>
-          <w:sz w:val="22"/>
-          <w:szCs w:val="22"/>
-        </w:rPr>
-        <w:t xml:space="preserve">{ADMINISTRADORorden}</w:t>
+          <w:sz w:val="20"/>
+          <w:szCs w:val="20"/>
+        </w:rPr>
+        <w:t xml:space="preserve">{ADMINISTRADORorden} </w:t>
       </w:r>
       <w:r>
         <w:rPr>
@@ -3017,20 +3171,8 @@
           <w:bCs/>
           <w:iCs/>
           <w:kern w:val="1"/>
-          <w:sz w:val="22"/>
-          <w:szCs w:val="22"/>
-        </w:rPr>
-        <w:t xml:space="preserve"> </w:t>
-      </w:r>
-      <w:r>
-        <w:rPr>
-          <w:rFonts w:ascii="Titillium Web" w:eastAsia="Arial Unicode MS" w:hAnsi="Titillium Web"/>
-          <w:b/>
-          <w:bCs/>
-          <w:iCs/>
-          <w:kern w:val="1"/>
-          <w:sz w:val="22"/>
-          <w:szCs w:val="22"/>
+          <w:sz w:val="20"/>
+          <w:szCs w:val="20"/>
         </w:rPr>
         <w:t>DE LA ORDEN DE COMPRA</w:t>
       </w:r>
@@ -3049,26 +3191,20 @@
           <w:bCs/>
           <w:iCs/>
           <w:kern w:val="1"/>
-          <w:sz w:val="22"/>
-          <w:szCs w:val="22"/>
+          <w:sz w:val="20"/>
+          <w:szCs w:val="20"/>
         </w:rPr>
       </w:pPr>
     </w:p>
     <w:p>
       <w:pPr>
-        <w:tabs>
-          <w:tab w:val="left" w:pos="-720"/>
-        </w:tabs>
-        <w:autoSpaceDN w:val="0"/>
-        <w:adjustRightInd w:val="0"/>
-        <w:jc w:val="both"/>
         <w:rPr>
           <w:rFonts w:ascii="Titillium Web" w:eastAsia="Arial Unicode MS" w:hAnsi="Titillium Web"/>
           <w:bCs/>
           <w:iCs/>
           <w:kern w:val="1"/>
-          <w:sz w:val="22"/>
-          <w:szCs w:val="22"/>
+          <w:sz w:val="20"/>
+          <w:szCs w:val="20"/>
         </w:rPr>
       </w:pPr>
       <w:r>
@@ -3077,10 +3213,10 @@
           <w:bCs/>
           <w:iCs/>
           <w:kern w:val="1"/>
-          <w:sz w:val="22"/>
-          <w:szCs w:val="22"/>
-        </w:rPr>
-        <w:t xml:space="preserve">{ElLaadministradorOrden}</w:t>
+          <w:sz w:val="20"/>
+          <w:szCs w:val="20"/>
+        </w:rPr>
+        <w:t>{ElLaadministradorOrden} de la orden de compra será {ellaadministradorcontador} {dellaAP} {area}, quien coordinará los temas técnicos con {ellaadministradorAP}</w:t>
       </w:r>
       <w:r>
         <w:rPr>
@@ -3088,10 +3224,11 @@
           <w:bCs/>
           <w:iCs/>
           <w:kern w:val="1"/>
-          <w:sz w:val="22"/>
-          <w:szCs w:val="22"/>
-        </w:rPr>
-        <w:t xml:space="preserve"> de la orden de compra será </w:t>
+          <w:sz w:val="20"/>
+          <w:szCs w:val="20"/>
+          <w:lang w:val="es-EC"/>
+        </w:rPr>
+        <w:t xml:space="preserve"> del área protegida por parte del MAE</w:t>
       </w:r>
       <w:r>
         <w:rPr>
@@ -3099,10 +3236,10 @@
           <w:bCs/>
           <w:iCs/>
           <w:kern w:val="1"/>
-          <w:sz w:val="22"/>
-          <w:szCs w:val="22"/>
-        </w:rPr>
-        <w:t xml:space="preserve">{ellaadministradorcontador}</w:t>
+          <w:sz w:val="20"/>
+          <w:szCs w:val="20"/>
+        </w:rPr>
+        <w:t xml:space="preserve"> y </w:t>
       </w:r>
       <w:r>
         <w:rPr>
@@ -3110,10 +3247,11 @@
           <w:bCs/>
           <w:iCs/>
           <w:kern w:val="1"/>
-          <w:sz w:val="22"/>
-          <w:szCs w:val="22"/>
-        </w:rPr>
-        <w:t xml:space="preserve"> </w:t>
+          <w:sz w:val="20"/>
+          <w:szCs w:val="20"/>
+          <w:lang w:val="es-EC"/>
+        </w:rPr>
+        <w:t>con {elLaProveedor}.</w:t>
       </w:r>
       <w:r>
         <w:rPr>
@@ -3121,10 +3259,10 @@
           <w:bCs/>
           <w:iCs/>
           <w:kern w:val="1"/>
-          <w:sz w:val="22"/>
-          <w:szCs w:val="22"/>
-        </w:rPr>
-        <w:t xml:space="preserve">{dellaAP}</w:t>
+          <w:sz w:val="20"/>
+          <w:szCs w:val="20"/>
+        </w:rPr>
+        <w:t xml:space="preserve"> {ElLaadministradorcontador} </w:t>
       </w:r>
       <w:r>
         <w:rPr>
@@ -3132,127 +3270,47 @@
           <w:bCs/>
           <w:iCs/>
           <w:kern w:val="1"/>
-          <w:sz w:val="22"/>
-          <w:szCs w:val="22"/>
-        </w:rPr>
-        <w:t xml:space="preserve"> {area}, quien coordinará los temas técnicos con {ellaadministradorAP}</w:t>
-      </w:r>
-      <w:r>
+          <w:sz w:val="20"/>
+          <w:szCs w:val="20"/>
+          <w:lang w:val="es-EC"/>
+        </w:rPr>
+        <w:t>velará por el cabal y oportuno cumplimiento de todas y cada una de las obligaciones derivadas en la orden de compra.</w:t>
+      </w:r>
+    </w:p>
+    <w:p>
+      <w:pPr>
         <w:rPr>
           <w:rFonts w:ascii="Titillium Web" w:eastAsia="Arial Unicode MS" w:hAnsi="Titillium Web"/>
           <w:bCs/>
           <w:iCs/>
           <w:kern w:val="1"/>
-          <w:sz w:val="22"/>
-          <w:szCs w:val="22"/>
-          <w:lang w:val="es-EC"/>
-        </w:rPr>
-        <w:t> del área protegida por parte del MAE</w:t>
-      </w:r>
-      <w:r>
+          <w:sz w:val="20"/>
+          <w:szCs w:val="20"/>
+        </w:rPr>
+      </w:pPr>
+    </w:p>
+    <w:p>
+      <w:pPr>
+        <w:ind w:right="-316"/>
+        <w:jc w:val="both"/>
         <w:rPr>
           <w:rFonts w:ascii="Titillium Web" w:eastAsia="Arial Unicode MS" w:hAnsi="Titillium Web"/>
           <w:bCs/>
           <w:iCs/>
           <w:kern w:val="1"/>
-          <w:sz w:val="22"/>
-          <w:szCs w:val="22"/>
-        </w:rPr>
-        <w:t xml:space="preserve"> y </w:t>
-      </w:r>
+          <w:sz w:val="20"/>
+          <w:szCs w:val="20"/>
+        </w:rPr>
+      </w:pPr>
       <w:r>
         <w:rPr>
           <w:rFonts w:ascii="Titillium Web" w:eastAsia="Arial Unicode MS" w:hAnsi="Titillium Web"/>
           <w:bCs/>
           <w:iCs/>
           <w:kern w:val="1"/>
-          <w:sz w:val="22"/>
-          <w:szCs w:val="22"/>
-          <w:lang w:val="es-EC"/>
-        </w:rPr>
-        <w:t>con {elLaProveedor}</w:t>
-      </w:r>
-      <w:r>
-        <w:rPr>
-          <w:rFonts w:ascii="Titillium Web" w:eastAsia="Arial Unicode MS" w:hAnsi="Titillium Web"/>
-          <w:bCs/>
-          <w:iCs/>
-          <w:kern w:val="1"/>
-          <w:sz w:val="22"/>
-          <w:szCs w:val="22"/>
-        </w:rPr>
-        <w:t xml:space="preserve"> </w:t>
-      </w:r>
-      <w:r>
-        <w:rPr>
-          <w:rFonts w:ascii="Titillium Web" w:eastAsia="Arial Unicode MS" w:hAnsi="Titillium Web"/>
-          <w:bCs/>
-          <w:iCs/>
-          <w:kern w:val="1"/>
-          <w:sz w:val="22"/>
-          <w:szCs w:val="22"/>
-        </w:rPr>
-        <w:t xml:space="preserve">{ElLaadministradorcontador}</w:t>
-      </w:r>
-      <w:r>
-        <w:rPr>
-          <w:rFonts w:ascii="Titillium Web" w:eastAsia="Arial Unicode MS" w:hAnsi="Titillium Web"/>
-          <w:bCs/>
-          <w:iCs/>
-          <w:kern w:val="1"/>
-          <w:sz w:val="22"/>
-          <w:szCs w:val="22"/>
-        </w:rPr>
-        <w:t xml:space="preserve"> </w:t>
-      </w:r>
-      <w:r>
-        <w:rPr>
-          <w:rFonts w:ascii="Titillium Web" w:eastAsia="Arial Unicode MS" w:hAnsi="Titillium Web"/>
-          <w:bCs/>
-          <w:iCs/>
-          <w:kern w:val="1"/>
-          <w:sz w:val="22"/>
-          <w:szCs w:val="22"/>
-          <w:lang w:val="es-EC"/>
-        </w:rPr>
-        <w:t>velará por el cabal y oportuno cumplimiento de todas y cada una de las obligaciones derivadas en la orden de compra.</w:t>
-      </w:r>
-    </w:p>
-    <w:p>
-      <w:pPr>
-        <w:rPr>
-          <w:rFonts w:ascii="Titillium Web" w:eastAsia="Arial Unicode MS" w:hAnsi="Titillium Web"/>
-          <w:bCs/>
-          <w:iCs/>
-          <w:kern w:val="1"/>
-          <w:sz w:val="22"/>
-          <w:szCs w:val="22"/>
-        </w:rPr>
-      </w:pPr>
-    </w:p>
-    <w:p>
-      <w:pPr>
-        <w:ind w:right="-316"/>
-        <w:jc w:val="both"/>
-        <w:rPr>
-          <w:rFonts w:ascii="Titillium Web" w:eastAsia="Arial Unicode MS" w:hAnsi="Titillium Web"/>
-          <w:bCs/>
-          <w:iCs/>
-          <w:kern w:val="1"/>
-          <w:sz w:val="22"/>
-          <w:szCs w:val="22"/>
-        </w:rPr>
-      </w:pPr>
-      <w:r>
-        <w:rPr>
-          <w:rFonts w:ascii="Titillium Web" w:eastAsia="Arial Unicode MS" w:hAnsi="Titillium Web"/>
-          <w:bCs/>
-          <w:iCs/>
-          <w:kern w:val="1"/>
-          <w:sz w:val="22"/>
-          <w:szCs w:val="22"/>
-        </w:rPr>
-        <w:lastRenderedPageBreak/>
+          <w:sz w:val="20"/>
+          <w:szCs w:val="20"/>
+        </w:rPr>
         <w:t>Suscribe:</w:t>
       </w:r>
     </w:p>
@@ -3277,8 +3335,8 @@
               <w:rPr>
                 <w:rFonts w:ascii="Titillium Web" w:hAnsi="Titillium Web"/>
                 <w:b/>
-                <w:sz w:val="22"/>
-                <w:szCs w:val="22"/>
+                <w:sz w:val="20"/>
+                <w:szCs w:val="20"/>
               </w:rPr>
             </w:pPr>
           </w:p>
@@ -3289,8 +3347,8 @@
               <w:rPr>
                 <w:rFonts w:ascii="Titillium Web" w:hAnsi="Titillium Web"/>
                 <w:b/>
-                <w:sz w:val="22"/>
-                <w:szCs w:val="22"/>
+                <w:sz w:val="20"/>
+                <w:szCs w:val="20"/>
               </w:rPr>
             </w:pPr>
           </w:p>
@@ -3301,16 +3359,16 @@
               <w:rPr>
                 <w:rFonts w:ascii="Titillium Web" w:hAnsi="Titillium Web"/>
                 <w:b/>
-                <w:sz w:val="22"/>
-                <w:szCs w:val="22"/>
+                <w:sz w:val="20"/>
+                <w:szCs w:val="20"/>
               </w:rPr>
             </w:pPr>
             <w:r>
               <w:rPr>
                 <w:rFonts w:ascii="Titillium Web" w:hAnsi="Titillium Web"/>
                 <w:b/>
-                <w:sz w:val="22"/>
-                <w:szCs w:val="22"/>
+                <w:sz w:val="20"/>
+                <w:szCs w:val="20"/>
               </w:rPr>
               <w:t>__________________________</w:t>
             </w:r>
@@ -3322,16 +3380,16 @@
               <w:rPr>
                 <w:rFonts w:ascii="Titillium Web" w:hAnsi="Titillium Web"/>
                 <w:b/>
-                <w:sz w:val="22"/>
-                <w:szCs w:val="22"/>
+                <w:sz w:val="20"/>
+                <w:szCs w:val="20"/>
               </w:rPr>
             </w:pPr>
             <w:r>
               <w:rPr>
                 <w:rFonts w:ascii="Titillium Web" w:hAnsi="Titillium Web"/>
                 <w:b/>
-                <w:sz w:val="22"/>
-                <w:szCs w:val="22"/>
+                <w:sz w:val="20"/>
+                <w:szCs w:val="20"/>
               </w:rPr>
               <w:t>{ac}</w:t>
             </w:r>
@@ -3344,8 +3402,8 @@
                 <w:rFonts w:ascii="Titillium Web" w:hAnsi="Titillium Web"/>
                 <w:b/>
                 <w:bCs/>
-                <w:sz w:val="22"/>
-                <w:szCs w:val="22"/>
+                <w:sz w:val="20"/>
+                <w:szCs w:val="20"/>
               </w:rPr>
             </w:pPr>
             <w:r>
@@ -3353,10 +3411,10 @@
                 <w:rFonts w:ascii="Titillium Web" w:hAnsi="Titillium Web"/>
                 <w:b/>
                 <w:bCs/>
-                <w:sz w:val="22"/>
-                <w:szCs w:val="22"/>
+                <w:sz w:val="20"/>
+                <w:szCs w:val="20"/>
               </w:rPr>
-              <w:t xml:space="preserve">{AdminContador}</w:t>
+              <w:t>{AdminContador}</w:t>
             </w:r>
           </w:p>
           <w:p>
@@ -3366,16 +3424,16 @@
               <w:rPr>
                 <w:rFonts w:ascii="Titillium Web" w:hAnsi="Titillium Web"/>
                 <w:b/>
-                <w:sz w:val="22"/>
-                <w:szCs w:val="22"/>
+                <w:sz w:val="20"/>
+                <w:szCs w:val="20"/>
               </w:rPr>
             </w:pPr>
             <w:r>
               <w:rPr>
                 <w:rFonts w:ascii="Titillium Web" w:hAnsi="Titillium Web"/>
                 <w:b/>
-                <w:sz w:val="22"/>
-                <w:szCs w:val="22"/>
+                <w:sz w:val="20"/>
+                <w:szCs w:val="20"/>
               </w:rPr>
               <w:t>Fondo de Inversión Ambiental Sostenible</w:t>
             </w:r>
@@ -3392,8 +3450,8 @@
               <w:rPr>
                 <w:rFonts w:ascii="Titillium Web" w:hAnsi="Titillium Web"/>
                 <w:b/>
-                <w:sz w:val="22"/>
-                <w:szCs w:val="22"/>
+                <w:sz w:val="20"/>
+                <w:szCs w:val="20"/>
               </w:rPr>
             </w:pPr>
           </w:p>
@@ -3404,8 +3462,8 @@
               <w:rPr>
                 <w:rFonts w:ascii="Titillium Web" w:hAnsi="Titillium Web"/>
                 <w:b/>
-                <w:sz w:val="22"/>
-                <w:szCs w:val="22"/>
+                <w:sz w:val="20"/>
+                <w:szCs w:val="20"/>
               </w:rPr>
             </w:pPr>
           </w:p>
@@ -3416,16 +3474,16 @@
               <w:rPr>
                 <w:rFonts w:ascii="Titillium Web" w:hAnsi="Titillium Web"/>
                 <w:b/>
-                <w:sz w:val="22"/>
-                <w:szCs w:val="22"/>
+                <w:sz w:val="20"/>
+                <w:szCs w:val="20"/>
               </w:rPr>
             </w:pPr>
             <w:r>
               <w:rPr>
                 <w:rFonts w:ascii="Titillium Web" w:hAnsi="Titillium Web"/>
                 <w:b/>
-                <w:sz w:val="22"/>
-                <w:szCs w:val="22"/>
+                <w:sz w:val="20"/>
+                <w:szCs w:val="20"/>
               </w:rPr>
               <w:t>__________________________</w:t>
             </w:r>
@@ -3441,16 +3499,16 @@
               <w:rPr>
                 <w:rFonts w:ascii="Titillium Web" w:hAnsi="Titillium Web"/>
                 <w:b/>
-                <w:sz w:val="22"/>
-                <w:szCs w:val="22"/>
+                <w:sz w:val="20"/>
+                <w:szCs w:val="20"/>
               </w:rPr>
             </w:pPr>
             <w:r>
               <w:rPr>
                 <w:rFonts w:ascii="Titillium Web" w:hAnsi="Titillium Web"/>
                 <w:b/>
-                <w:sz w:val="22"/>
-                <w:szCs w:val="22"/>
+                <w:sz w:val="20"/>
+                <w:szCs w:val="20"/>
               </w:rPr>
               <w:t>{jefe}</w:t>
             </w:r>
@@ -3462,34 +3520,25 @@
               <w:rPr>
                 <w:rFonts w:ascii="Titillium Web" w:hAnsi="Titillium Web"/>
                 <w:b/>
-                <w:sz w:val="22"/>
-                <w:szCs w:val="22"/>
+                <w:sz w:val="20"/>
+                <w:szCs w:val="20"/>
               </w:rPr>
             </w:pPr>
             <w:r>
               <w:rPr>
                 <w:rFonts w:ascii="Titillium Web" w:hAnsi="Titillium Web"/>
                 <w:b/>
-                <w:sz w:val="22"/>
-                <w:szCs w:val="22"/>
+                <w:sz w:val="20"/>
+                <w:szCs w:val="20"/>
               </w:rPr>
-              <w:t xml:space="preserve">{AdministradoraAP}</w:t>
+              <w:t xml:space="preserve">{AdministradoraAP} </w:t>
             </w:r>
             <w:r>
               <w:rPr>
                 <w:rFonts w:ascii="Titillium Web" w:hAnsi="Titillium Web"/>
                 <w:b/>
-                <w:sz w:val="22"/>
-                <w:szCs w:val="22"/>
-              </w:rPr>
-              <w:t xml:space="preserve"> </w:t>
-            </w:r>
-            <w:r>
-              <w:rPr>
-                <w:rFonts w:ascii="Titillium Web" w:hAnsi="Titillium Web"/>
-                <w:b/>
-                <w:sz w:val="22"/>
-                <w:szCs w:val="22"/>
+                <w:sz w:val="20"/>
+                <w:szCs w:val="20"/>
               </w:rPr>
               <w:t>del área protegida</w:t>
             </w:r>
@@ -3501,16 +3550,16 @@
               <w:rPr>
                 <w:rFonts w:ascii="Titillium Web" w:hAnsi="Titillium Web"/>
                 <w:b/>
-                <w:sz w:val="22"/>
-                <w:szCs w:val="22"/>
+                <w:sz w:val="20"/>
+                <w:szCs w:val="20"/>
               </w:rPr>
             </w:pPr>
             <w:r>
               <w:rPr>
                 <w:rFonts w:ascii="Titillium Web" w:hAnsi="Titillium Web"/>
                 <w:b/>
-                <w:sz w:val="22"/>
-                <w:szCs w:val="22"/>
+                <w:sz w:val="20"/>
+                <w:szCs w:val="20"/>
               </w:rPr>
               <w:t>Ministerio del Ambiente y Energía</w:t>
             </w:r>
@@ -3523,8 +3572,8 @@
         <w:ind w:right="474"/>
         <w:rPr>
           <w:rFonts w:ascii="Titillium Web" w:hAnsi="Titillium Web"/>
-          <w:sz w:val="22"/>
-          <w:szCs w:val="22"/>
+          <w:sz w:val="20"/>
+          <w:szCs w:val="20"/>
         </w:rPr>
       </w:pPr>
     </w:p>
@@ -3620,6 +3669,25 @@
       </w:r>
     </w:p>
   </w:comment>
+  <w:comment w:id="4" w:author="Rodriguez Diego" w:date="2026-09-11T16:05:00Z" w:initials="DR">
+    <w:p>
+      <w:pPr>
+        <w:pStyle w:val="Textocomentario"/>
+      </w:pPr>
+      <w:r>
+        <w:rPr>
+          <w:rStyle w:val="Refdecomentario"/>
+        </w:rPr>
+        <w:annotationRef/>
+      </w:r>
+      <w:r>
+        <w:rPr>
+          <w:lang w:val="es-EC"/>
+        </w:rPr>
+        <w:t>Para bienes de control eliminar este apartado</w:t>
+      </w:r>
+    </w:p>
+  </w:comment>
 </w:comments>
 </file>
 
@@ -3629,6 +3697,7 @@
   <w15:commentEx w15:paraId="07403F94" w15:done="0"/>
   <w15:commentEx w15:paraId="6F9E2BBE" w15:done="0"/>
   <w15:commentEx w15:paraId="5B5062DB" w15:done="0"/>
+  <w15:commentEx w15:paraId="0B0D67E0" w15:done="0"/>
 </w15:commentsEx>
 </file>
 
@@ -3637,6 +3706,7 @@
   <w16cex:commentExtensible w16cex:durableId="21266CC7" w16cex:dateUtc="2026-06-05T14:44:00Z"/>
   <w16cex:commentExtensible w16cex:durableId="587EEEAA" w16cex:dateUtc="2026-06-05T14:57:00Z"/>
   <w16cex:commentExtensible w16cex:durableId="0C626499" w16cex:dateUtc="2026-06-05T14:58:00Z"/>
+  <w16cex:commentExtensible w16cex:durableId="0407EE8E" w16cex:dateUtc="2026-09-11T21:05:00Z"/>
 </w16cex:commentsExtensible>
 </file>
 
@@ -3646,6 +3716,7 @@
   <w16cid:commentId w16cid:paraId="07403F94" w16cid:durableId="21266CC7"/>
   <w16cid:commentId w16cid:paraId="6F9E2BBE" w16cid:durableId="587EEEAA"/>
   <w16cid:commentId w16cid:paraId="5B5062DB" w16cid:durableId="0C626499"/>
+  <w16cid:commentId w16cid:paraId="0B0D67E0" w16cid:durableId="0407EE8E"/>
 </w16cid:commentsIds>
 </file>
 
@@ -3677,16 +3748,16 @@
       <w:rPr>
         <w:rFonts w:ascii="Titillium Web" w:hAnsi="Titillium Web"/>
         <w:caps/>
-        <w:sz w:val="22"/>
-        <w:szCs w:val="22"/>
+        <w:sz w:val="20"/>
+        <w:szCs w:val="20"/>
       </w:rPr>
     </w:pPr>
     <w:r>
       <w:rPr>
         <w:rFonts w:ascii="Titillium Web" w:hAnsi="Titillium Web"/>
         <w:noProof/>
-        <w:sz w:val="22"/>
-        <w:szCs w:val="22"/>
+        <w:sz w:val="20"/>
+        <w:szCs w:val="20"/>
       </w:rPr>
       <w:drawing>
         <wp:anchor distT="0" distB="0" distL="114300" distR="114300" simplePos="0" relativeHeight="251666432" behindDoc="1" locked="0" layoutInCell="1" allowOverlap="1" wp14:anchorId="214A04AC" wp14:editId="422FA2DD">
@@ -3755,8 +3826,8 @@
       <w:rPr>
         <w:rFonts w:ascii="Titillium Web" w:hAnsi="Titillium Web"/>
         <w:caps/>
-        <w:sz w:val="22"/>
-        <w:szCs w:val="22"/>
+        <w:sz w:val="20"/>
+        <w:szCs w:val="20"/>
       </w:rPr>
       <w:fldChar w:fldCharType="begin"/>
     </w:r>
@@ -3764,8 +3835,8 @@
       <w:rPr>
         <w:rFonts w:ascii="Titillium Web" w:hAnsi="Titillium Web"/>
         <w:caps/>
-        <w:sz w:val="22"/>
-        <w:szCs w:val="22"/>
+        <w:sz w:val="20"/>
+        <w:szCs w:val="20"/>
       </w:rPr>
       <w:instrText>PAGE   \* MERGEFORMAT</w:instrText>
     </w:r>
@@ -3773,8 +3844,8 @@
       <w:rPr>
         <w:rFonts w:ascii="Titillium Web" w:hAnsi="Titillium Web"/>
         <w:caps/>
-        <w:sz w:val="22"/>
-        <w:szCs w:val="22"/>
+        <w:sz w:val="20"/>
+        <w:szCs w:val="20"/>
       </w:rPr>
       <w:fldChar w:fldCharType="separate"/>
     </w:r>
@@ -3782,8 +3853,8 @@
       <w:rPr>
         <w:rFonts w:ascii="Titillium Web" w:hAnsi="Titillium Web"/>
         <w:caps/>
-        <w:sz w:val="22"/>
-        <w:szCs w:val="22"/>
+        <w:sz w:val="20"/>
+        <w:szCs w:val="20"/>
       </w:rPr>
       <w:t>2</w:t>
     </w:r>
@@ -3791,8 +3862,8 @@
       <w:rPr>
         <w:rFonts w:ascii="Titillium Web" w:hAnsi="Titillium Web"/>
         <w:caps/>
-        <w:sz w:val="22"/>
-        <w:szCs w:val="22"/>
+        <w:sz w:val="20"/>
+        <w:szCs w:val="20"/>
       </w:rPr>
       <w:fldChar w:fldCharType="end"/>
     </w:r>
@@ -4044,6 +4115,8 @@
             <w:rPr>
               <w:rFonts w:ascii="Titillium Web" w:hAnsi="Titillium Web" w:cs="Arial"/>
               <w:b/>
+              <w:sz w:val="20"/>
+              <w:szCs w:val="20"/>
               <w:lang w:val="es-MX"/>
             </w:rPr>
           </w:pPr>
@@ -4051,6 +4124,8 @@
             <w:rPr>
               <w:rFonts w:ascii="Titillium Web" w:hAnsi="Titillium Web" w:cs="Arial"/>
               <w:b/>
+              <w:sz w:val="20"/>
+              <w:szCs w:val="20"/>
               <w:lang w:val="es-MX"/>
             </w:rPr>
             <w:t xml:space="preserve">FONDO DE INVERSIÓN </w:t>
@@ -4066,6 +4141,8 @@
             <w:rPr>
               <w:rFonts w:ascii="Titillium Web" w:hAnsi="Titillium Web" w:cs="Arial"/>
               <w:b/>
+              <w:sz w:val="20"/>
+              <w:szCs w:val="20"/>
               <w:lang w:val="es-MX"/>
             </w:rPr>
           </w:pPr>
@@ -4073,6 +4150,8 @@
             <w:rPr>
               <w:rFonts w:ascii="Titillium Web" w:hAnsi="Titillium Web" w:cs="Arial"/>
               <w:b/>
+              <w:sz w:val="20"/>
+              <w:szCs w:val="20"/>
               <w:lang w:val="es-MX"/>
             </w:rPr>
             <w:t>AMBIENTAL SOSTENIBLE</w:t>
@@ -4096,23 +4175,23 @@
             <w:rPr>
               <w:rFonts w:ascii="Titillium Web" w:hAnsi="Titillium Web" w:cs="Calibri"/>
               <w:color w:val="000000"/>
-              <w:sz w:val="18"/>
-              <w:szCs w:val="18"/>
+              <w:sz w:val="20"/>
+              <w:szCs w:val="20"/>
             </w:rPr>
           </w:pPr>
           <w:r>
             <w:rPr>
               <w:rFonts w:ascii="Titillium Web" w:hAnsi="Titillium Web" w:cs="Arial"/>
-              <w:sz w:val="18"/>
-              <w:szCs w:val="18"/>
+              <w:sz w:val="20"/>
+              <w:szCs w:val="20"/>
             </w:rPr>
             <w:t>Código: FAP-2026-0</w:t>
           </w:r>
           <w:r>
             <w:rPr>
               <w:rFonts w:ascii="Titillium Web" w:hAnsi="Titillium Web" w:cs="Arial"/>
-              <w:sz w:val="18"/>
-              <w:szCs w:val="18"/>
+              <w:sz w:val="20"/>
+              <w:szCs w:val="20"/>
             </w:rPr>
             <w:t>6</w:t>
           </w:r>
@@ -4167,6 +4246,8 @@
             <w:rPr>
               <w:rFonts w:ascii="Titillium Web" w:hAnsi="Titillium Web" w:cs="Arial"/>
               <w:b/>
+              <w:sz w:val="20"/>
+              <w:szCs w:val="20"/>
             </w:rPr>
           </w:pPr>
         </w:p>
@@ -4187,37 +4268,19 @@
             </w:tabs>
             <w:rPr>
               <w:rFonts w:ascii="Titillium Web" w:hAnsi="Titillium Web" w:cs="Arial"/>
-              <w:sz w:val="18"/>
-              <w:szCs w:val="18"/>
+              <w:sz w:val="20"/>
+              <w:szCs w:val="20"/>
               <w:lang w:val="en-US"/>
             </w:rPr>
           </w:pPr>
           <w:r>
             <w:rPr>
               <w:rFonts w:ascii="Titillium Web" w:hAnsi="Titillium Web" w:cs="Arial"/>
-              <w:sz w:val="18"/>
-              <w:szCs w:val="18"/>
+              <w:sz w:val="20"/>
+              <w:szCs w:val="20"/>
               <w:lang w:val="es-MX"/>
             </w:rPr>
-            <w:t xml:space="preserve">Fecha: </w:t>
-          </w:r>
-          <w:r>
-            <w:rPr>
-              <w:rFonts w:ascii="Titillium Web" w:hAnsi="Titillium Web" w:cs="Arial"/>
-              <w:sz w:val="18"/>
-              <w:szCs w:val="18"/>
-              <w:lang w:val="es-MX"/>
-            </w:rPr>
-            <w:t>5</w:t>
-          </w:r>
-          <w:r>
-            <w:rPr>
-              <w:rFonts w:ascii="Titillium Web" w:hAnsi="Titillium Web" w:cs="Arial"/>
-              <w:sz w:val="18"/>
-              <w:szCs w:val="18"/>
-              <w:lang w:val="es-MX"/>
-            </w:rPr>
-            <w:t>/6/2026</w:t>
+            <w:t>Fecha: 5/6/2026</w:t>
           </w:r>
         </w:p>
       </w:tc>
@@ -4266,12 +4329,16 @@
             <w:rPr>
               <w:rFonts w:ascii="Titillium Web" w:hAnsi="Titillium Web"/>
               <w:b/>
+              <w:sz w:val="20"/>
+              <w:szCs w:val="20"/>
             </w:rPr>
           </w:pPr>
           <w:r>
             <w:rPr>
               <w:rFonts w:ascii="Titillium Web" w:hAnsi="Titillium Web"/>
               <w:b/>
+              <w:sz w:val="20"/>
+              <w:szCs w:val="20"/>
             </w:rPr>
             <w:t>ORDEN DE COMPRA</w:t>
           </w:r>
@@ -4286,6 +4353,8 @@
               <w:rFonts w:ascii="Titillium Web" w:eastAsia="Batang" w:hAnsi="Titillium Web"/>
               <w:b/>
               <w:i/>
+              <w:sz w:val="20"/>
+              <w:szCs w:val="20"/>
             </w:rPr>
           </w:pPr>
           <w:r>
@@ -4293,6 +4362,8 @@
               <w:rFonts w:ascii="Titillium Web" w:eastAsia="Batang" w:hAnsi="Titillium Web"/>
               <w:b/>
               <w:iCs/>
+              <w:sz w:val="20"/>
+              <w:szCs w:val="20"/>
             </w:rPr>
             <w:t>{objeto}</w:t>
           </w:r>
@@ -4711,6 +4782,7 @@
               <w:temporary/>
               <w:text/>
             </w:sdtPr>
+            <w:sdtEndPr/>
             <w:sdtContent>
               <w:r>
                 <w:rPr>
@@ -10587,7 +10659,6 @@
   <w:style w:type="character" w:default="1" w:styleId="Fuentedeprrafopredeter">
     <w:name w:val="Default Paragraph Font"/>
     <w:uiPriority w:val="1"/>
-    <w:semiHidden/>
     <w:unhideWhenUsed/>
   </w:style>
   <w:style w:type="table" w:default="1" w:styleId="Tablanormal">
@@ -11147,412 +11218,6 @@
         </w:p>
       </w:docPartBody>
     </w:docPart>
-    <w:docPart>
-      <w:docPartPr>
-        <w:name w:val="0D80A0890F5947C0826BD8BE0E1A0D1B"/>
-        <w:category>
-          <w:name w:val="General"/>
-          <w:gallery w:val="placeholder"/>
-        </w:category>
-        <w:types>
-          <w:type w:val="bbPlcHdr"/>
-        </w:types>
-        <w:behaviors>
-          <w:behavior w:val="content"/>
-        </w:behaviors>
-        <w:guid w:val="{9ECA8C60-AC6F-4D38-98B6-EF835F82E60E}"/>
-      </w:docPartPr>
-      <w:docPartBody>
-        <w:p>
-          <w:pPr>
-            <w:pStyle w:val="0D80A0890F5947C0826BD8BE0E1A0D1B"/>
-          </w:pPr>
-          <w:r>
-            <w:rPr>
-              <w:rStyle w:val="Textodelmarcadordeposicin"/>
-            </w:rPr>
-            <w:t>Elija un elemento.</w:t>
-          </w:r>
-        </w:p>
-      </w:docPartBody>
-    </w:docPart>
-    <w:docPart>
-      <w:docPartPr>
-        <w:name w:val="351B85EF546A4D9F9DA1874A82CF1654"/>
-        <w:category>
-          <w:name w:val="General"/>
-          <w:gallery w:val="placeholder"/>
-        </w:category>
-        <w:types>
-          <w:type w:val="bbPlcHdr"/>
-        </w:types>
-        <w:behaviors>
-          <w:behavior w:val="content"/>
-        </w:behaviors>
-        <w:guid w:val="{E98439ED-8220-4BA0-AFBD-A33089671DD1}"/>
-      </w:docPartPr>
-      <w:docPartBody>
-        <w:p>
-          <w:pPr>
-            <w:pStyle w:val="351B85EF546A4D9F9DA1874A82CF1654"/>
-          </w:pPr>
-          <w:r>
-            <w:rPr>
-              <w:rStyle w:val="Textodelmarcadordeposicin"/>
-            </w:rPr>
-            <w:t>Elija un elemento.</w:t>
-          </w:r>
-        </w:p>
-      </w:docPartBody>
-    </w:docPart>
-    <w:docPart>
-      <w:docPartPr>
-        <w:name w:val="226EDD3701BF42DCB26017B8FD9A75EC"/>
-        <w:category>
-          <w:name w:val="General"/>
-          <w:gallery w:val="placeholder"/>
-        </w:category>
-        <w:types>
-          <w:type w:val="bbPlcHdr"/>
-        </w:types>
-        <w:behaviors>
-          <w:behavior w:val="content"/>
-        </w:behaviors>
-        <w:guid w:val="{D3D12E9D-16F8-451A-A195-AE668BB3BBFC}"/>
-      </w:docPartPr>
-      <w:docPartBody>
-        <w:p>
-          <w:pPr>
-            <w:pStyle w:val="226EDD3701BF42DCB26017B8FD9A75EC"/>
-          </w:pPr>
-          <w:r>
-            <w:rPr>
-              <w:rStyle w:val="Textodelmarcadordeposicin"/>
-            </w:rPr>
-            <w:t>Elija un elemento.</w:t>
-          </w:r>
-        </w:p>
-      </w:docPartBody>
-    </w:docPart>
-    <w:docPart>
-      <w:docPartPr>
-        <w:name w:val="CA922ED78E824848B795B6C13F101BD6"/>
-        <w:category>
-          <w:name w:val="General"/>
-          <w:gallery w:val="placeholder"/>
-        </w:category>
-        <w:types>
-          <w:type w:val="bbPlcHdr"/>
-        </w:types>
-        <w:behaviors>
-          <w:behavior w:val="content"/>
-        </w:behaviors>
-        <w:guid w:val="{57AB607A-34C0-4389-9464-4A0A2FEBB618}"/>
-      </w:docPartPr>
-      <w:docPartBody>
-        <w:p>
-          <w:pPr>
-            <w:pStyle w:val="CA922ED78E824848B795B6C13F101BD6"/>
-          </w:pPr>
-          <w:r>
-            <w:rPr>
-              <w:rStyle w:val="Textodelmarcadordeposicin"/>
-            </w:rPr>
-            <w:t>Elija un elemento.</w:t>
-          </w:r>
-        </w:p>
-      </w:docPartBody>
-    </w:docPart>
-    <w:docPart>
-      <w:docPartPr>
-        <w:name w:val="0542E690F0834B4F8EADA82F3917780B"/>
-        <w:category>
-          <w:name w:val="General"/>
-          <w:gallery w:val="placeholder"/>
-        </w:category>
-        <w:types>
-          <w:type w:val="bbPlcHdr"/>
-        </w:types>
-        <w:behaviors>
-          <w:behavior w:val="content"/>
-        </w:behaviors>
-        <w:guid w:val="{F1D151BE-6072-4CA0-BE75-538FC64C5902}"/>
-      </w:docPartPr>
-      <w:docPartBody>
-        <w:p>
-          <w:pPr>
-            <w:pStyle w:val="0542E690F0834B4F8EADA82F3917780B"/>
-          </w:pPr>
-          <w:r>
-            <w:rPr>
-              <w:rStyle w:val="Textodelmarcadordeposicin"/>
-            </w:rPr>
-            <w:t>Elija un elemento.</w:t>
-          </w:r>
-        </w:p>
-      </w:docPartBody>
-    </w:docPart>
-    <w:docPart>
-      <w:docPartPr>
-        <w:name w:val="AAD9823E3B5848A2BA28B99520D578EA"/>
-        <w:category>
-          <w:name w:val="General"/>
-          <w:gallery w:val="placeholder"/>
-        </w:category>
-        <w:types>
-          <w:type w:val="bbPlcHdr"/>
-        </w:types>
-        <w:behaviors>
-          <w:behavior w:val="content"/>
-        </w:behaviors>
-        <w:guid w:val="{55727DB3-02B6-40BF-BDC6-340875A50C35}"/>
-      </w:docPartPr>
-      <w:docPartBody>
-        <w:p>
-          <w:pPr>
-            <w:pStyle w:val="AAD9823E3B5848A2BA28B99520D578EA"/>
-          </w:pPr>
-          <w:r>
-            <w:rPr>
-              <w:rStyle w:val="Textodelmarcadordeposicin"/>
-            </w:rPr>
-            <w:t>Elija un elemento.</w:t>
-          </w:r>
-        </w:p>
-      </w:docPartBody>
-    </w:docPart>
-    <w:docPart>
-      <w:docPartPr>
-        <w:name w:val="1B58412935954F3FA4730BF480F9FCC7"/>
-        <w:category>
-          <w:name w:val="General"/>
-          <w:gallery w:val="placeholder"/>
-        </w:category>
-        <w:types>
-          <w:type w:val="bbPlcHdr"/>
-        </w:types>
-        <w:behaviors>
-          <w:behavior w:val="content"/>
-        </w:behaviors>
-        <w:guid w:val="{BF9374C7-72BB-424F-A2F1-C3092CE05FC1}"/>
-      </w:docPartPr>
-      <w:docPartBody>
-        <w:p>
-          <w:pPr>
-            <w:pStyle w:val="1B58412935954F3FA4730BF480F9FCC7"/>
-          </w:pPr>
-          <w:r>
-            <w:rPr>
-              <w:rStyle w:val="Textodelmarcadordeposicin"/>
-            </w:rPr>
-            <w:t>Elija un elemento.</w:t>
-          </w:r>
-        </w:p>
-      </w:docPartBody>
-    </w:docPart>
-    <w:docPart>
-      <w:docPartPr>
-        <w:name w:val="512AC92C26E341C299617446DBF1A895"/>
-        <w:category>
-          <w:name w:val="General"/>
-          <w:gallery w:val="placeholder"/>
-        </w:category>
-        <w:types>
-          <w:type w:val="bbPlcHdr"/>
-        </w:types>
-        <w:behaviors>
-          <w:behavior w:val="content"/>
-        </w:behaviors>
-        <w:guid w:val="{24AE83ED-6E26-4952-9B39-7E5F881AACCC}"/>
-      </w:docPartPr>
-      <w:docPartBody>
-        <w:p>
-          <w:pPr>
-            <w:pStyle w:val="512AC92C26E341C299617446DBF1A895"/>
-          </w:pPr>
-          <w:r>
-            <w:rPr>
-              <w:rStyle w:val="Textodelmarcadordeposicin"/>
-            </w:rPr>
-            <w:t>Elija un elemento.</w:t>
-          </w:r>
-        </w:p>
-      </w:docPartBody>
-    </w:docPart>
-    <w:docPart>
-      <w:docPartPr>
-        <w:name w:val="F2B6C75B195C4963B758055104BAC349"/>
-        <w:category>
-          <w:name w:val="General"/>
-          <w:gallery w:val="placeholder"/>
-        </w:category>
-        <w:types>
-          <w:type w:val="bbPlcHdr"/>
-        </w:types>
-        <w:behaviors>
-          <w:behavior w:val="content"/>
-        </w:behaviors>
-        <w:guid w:val="{10185D87-FDA7-4888-88F7-99692108CB51}"/>
-      </w:docPartPr>
-      <w:docPartBody>
-        <w:p>
-          <w:pPr>
-            <w:pStyle w:val="F2B6C75B195C4963B758055104BAC349"/>
-          </w:pPr>
-          <w:r>
-            <w:rPr>
-              <w:rStyle w:val="Textodelmarcadordeposicin"/>
-            </w:rPr>
-            <w:t>Elija un elemento.</w:t>
-          </w:r>
-        </w:p>
-      </w:docPartBody>
-    </w:docPart>
-    <w:docPart>
-      <w:docPartPr>
-        <w:name w:val="99135EBB2CAC469786DAD3DB077AC586"/>
-        <w:category>
-          <w:name w:val="General"/>
-          <w:gallery w:val="placeholder"/>
-        </w:category>
-        <w:types>
-          <w:type w:val="bbPlcHdr"/>
-        </w:types>
-        <w:behaviors>
-          <w:behavior w:val="content"/>
-        </w:behaviors>
-        <w:guid w:val="{1B4FE687-DBAD-4507-A865-581EDCA7F70D}"/>
-      </w:docPartPr>
-      <w:docPartBody>
-        <w:p>
-          <w:pPr>
-            <w:pStyle w:val="99135EBB2CAC469786DAD3DB077AC586"/>
-          </w:pPr>
-          <w:r>
-            <w:rPr>
-              <w:rStyle w:val="Textodelmarcadordeposicin"/>
-            </w:rPr>
-            <w:t>Elija un elemento.</w:t>
-          </w:r>
-        </w:p>
-      </w:docPartBody>
-    </w:docPart>
-    <w:docPart>
-      <w:docPartPr>
-        <w:name w:val="6C524109B59042AD9D88313F432D8FAB"/>
-        <w:category>
-          <w:name w:val="General"/>
-          <w:gallery w:val="placeholder"/>
-        </w:category>
-        <w:types>
-          <w:type w:val="bbPlcHdr"/>
-        </w:types>
-        <w:behaviors>
-          <w:behavior w:val="content"/>
-        </w:behaviors>
-        <w:guid w:val="{CA71409E-E8FB-4563-ADFA-445DFA077BCA}"/>
-      </w:docPartPr>
-      <w:docPartBody>
-        <w:p>
-          <w:pPr>
-            <w:pStyle w:val="6C524109B59042AD9D88313F432D8FAB"/>
-          </w:pPr>
-          <w:r>
-            <w:rPr>
-              <w:rStyle w:val="Textodelmarcadordeposicin"/>
-            </w:rPr>
-            <w:t>Elija un elemento.</w:t>
-          </w:r>
-        </w:p>
-      </w:docPartBody>
-    </w:docPart>
-    <w:docPart>
-      <w:docPartPr>
-        <w:name w:val="46354FFE4DDD408DB06CEA788330C85A"/>
-        <w:category>
-          <w:name w:val="General"/>
-          <w:gallery w:val="placeholder"/>
-        </w:category>
-        <w:types>
-          <w:type w:val="bbPlcHdr"/>
-        </w:types>
-        <w:behaviors>
-          <w:behavior w:val="content"/>
-        </w:behaviors>
-        <w:guid w:val="{1D0DA0AD-F5DB-4B4D-82F7-98FDC7456397}"/>
-      </w:docPartPr>
-      <w:docPartBody>
-        <w:p>
-          <w:pPr>
-            <w:pStyle w:val="46354FFE4DDD408DB06CEA788330C85A"/>
-          </w:pPr>
-          <w:r>
-            <w:rPr>
-              <w:rStyle w:val="Textodelmarcadordeposicin"/>
-            </w:rPr>
-            <w:t>Elija un elemento.</w:t>
-          </w:r>
-        </w:p>
-      </w:docPartBody>
-    </w:docPart>
-    <w:docPart>
-      <w:docPartPr>
-        <w:name w:val="F79FFEC88B5242C4997F5EB5BF9B2EA6"/>
-        <w:category>
-          <w:name w:val="General"/>
-          <w:gallery w:val="placeholder"/>
-        </w:category>
-        <w:types>
-          <w:type w:val="bbPlcHdr"/>
-        </w:types>
-        <w:behaviors>
-          <w:behavior w:val="content"/>
-        </w:behaviors>
-        <w:guid w:val="{F59A9210-3928-4767-A7B2-E24ED91EA8C3}"/>
-      </w:docPartPr>
-      <w:docPartBody>
-        <w:p>
-          <w:pPr>
-            <w:pStyle w:val="F79FFEC88B5242C4997F5EB5BF9B2EA6"/>
-          </w:pPr>
-          <w:r>
-            <w:rPr>
-              <w:rStyle w:val="Textodelmarcadordeposicin"/>
-            </w:rPr>
-            <w:t>Elija un elemento.</w:t>
-          </w:r>
-        </w:p>
-      </w:docPartBody>
-    </w:docPart>
-    <w:docPart>
-      <w:docPartPr>
-        <w:name w:val="3A5892ACEC6F4432BEE47E8E6F1655BA"/>
-        <w:category>
-          <w:name w:val="General"/>
-          <w:gallery w:val="placeholder"/>
-        </w:category>
-        <w:types>
-          <w:type w:val="bbPlcHdr"/>
-        </w:types>
-        <w:behaviors>
-          <w:behavior w:val="content"/>
-        </w:behaviors>
-        <w:guid w:val="{92DB889D-6895-4969-96B4-E46837CDFDE0}"/>
-      </w:docPartPr>
-      <w:docPartBody>
-        <w:p>
-          <w:pPr>
-            <w:pStyle w:val="3A5892ACEC6F4432BEE47E8E6F1655BA"/>
-          </w:pPr>
-          <w:r>
-            <w:rPr>
-              <w:rStyle w:val="Textodelmarcadordeposicin"/>
-            </w:rPr>
-            <w:t>Elija un elemento.</w:t>
-          </w:r>
-        </w:p>
-      </w:docPartBody>
-    </w:docPart>
   </w:docParts>
 </w:glossaryDocument>
 </file>
@@ -11615,6 +11280,7 @@
     <w:sig w:usb0="E4002EFF" w:usb1="C000247B" w:usb2="00000009" w:usb3="00000000" w:csb0="000001FF" w:csb1="00000000"/>
   </w:font>
   <w:font w:name="Garamond">
+    <w:altName w:val="Cambria"/>
     <w:panose1 w:val="02020404030301010803"/>
     <w:charset w:val="00"/>
     <w:family w:val="roman"/>
@@ -11711,6 +11377,7 @@
   </w:compat>
   <w:rsids>
     <w:rsidRoot w:val="00D031E8"/>
+    <w:rsid w:val="000175F7"/>
     <w:rsid w:val="0006094C"/>
     <w:rsid w:val="0014767D"/>
     <w:rsid w:val="001D2848"/>
@@ -11719,6 +11386,7 @@
     <w:rsid w:val="004C16B5"/>
     <w:rsid w:val="00501B32"/>
     <w:rsid w:val="00591CBC"/>
+    <w:rsid w:val="005A295E"/>
     <w:rsid w:val="005C01D9"/>
     <w:rsid w:val="005F610C"/>
     <w:rsid w:val="00745F3D"/>
